--- a/resource/模板文件/文书模板/工伤案件审批表（模板）.docx
+++ b/resource/模板文件/文书模板/工伤案件审批表（模板）.docx
@@ -1,28 +1,22 @@
 
 <file path=word/document.xml><?xml version="1.0" encoding="utf-8"?>
-<w:document xmlns:wpc="http://schemas.microsoft.com/office/word/2010/wordprocessingCanvas" xmlns:mc="http://schemas.openxmlformats.org/markup-compatibility/2006" xmlns:o="urn:schemas-microsoft-com:office:office" xmlns:r="http://schemas.openxmlformats.org/officeDocument/2006/relationships" xmlns:m="http://schemas.openxmlformats.org/officeDocument/2006/math" xmlns:v="urn:schemas-microsoft-com:vml" xmlns:wp14="http://schemas.microsoft.com/office/word/2010/wordprocessingDrawing" xmlns:wp="http://schemas.openxmlformats.org/drawingml/2006/wordprocessingDrawing" xmlns:w="http://schemas.openxmlformats.org/wordprocessingml/2006/main" xmlns:w14="http://schemas.microsoft.com/office/word/2010/wordml" xmlns:w10="urn:schemas-microsoft-com:office:word" xmlns:w15="http://schemas.microsoft.com/office/word/2012/wordml" xmlns:wpg="http://schemas.microsoft.com/office/word/2010/wordprocessingGroup" xmlns:wpi="http://schemas.microsoft.com/office/word/2010/wordprocessingInk" xmlns:wne="http://schemas.microsoft.com/office/word/2006/wordml" xmlns:wps="http://schemas.microsoft.com/office/word/2010/wordprocessingShape" xmlns:wpsCustomData="http://www.wps.cn/officeDocument/2013/wpsCustomData" mc:Ignorable="w14 w15 wp14">
+<w:document xmlns:ve="http://schemas.openxmlformats.org/markup-compatibility/2006" xmlns:o="urn:schemas-microsoft-com:office:office" xmlns:r="http://schemas.openxmlformats.org/officeDocument/2006/relationships" xmlns:m="http://schemas.openxmlformats.org/officeDocument/2006/math" xmlns:v="urn:schemas-microsoft-com:vml" xmlns:wp="http://schemas.openxmlformats.org/drawingml/2006/wordprocessingDrawing" xmlns:w10="urn:schemas-microsoft-com:office:word" xmlns:w="http://schemas.openxmlformats.org/wordprocessingml/2006/main" xmlns:wne="http://schemas.microsoft.com/office/word/2006/wordml">
   <w:body>
     <w:tbl>
       <w:tblPr>
-        <w:tblStyle w:val="12"/>
         <w:tblpPr w:leftFromText="180" w:rightFromText="180" w:vertAnchor="page" w:horzAnchor="page" w:tblpX="1310" w:tblpY="3462"/>
         <w:tblW w:w="9563" w:type="dxa"/>
-        <w:tblInd w:w="0" w:type="dxa"/>
         <w:tblBorders>
-          <w:top w:val="outset" w:color="auto" w:sz="6" w:space="0"/>
-          <w:left w:val="outset" w:color="auto" w:sz="6" w:space="0"/>
-          <w:bottom w:val="outset" w:color="auto" w:sz="6" w:space="0"/>
-          <w:right w:val="outset" w:color="auto" w:sz="6" w:space="0"/>
-          <w:insideH w:val="none" w:color="auto" w:sz="0" w:space="0"/>
-          <w:insideV w:val="none" w:color="auto" w:sz="0" w:space="0"/>
+          <w:top w:val="outset" w:sz="6" w:space="0" w:color="auto"/>
+          <w:left w:val="outset" w:sz="6" w:space="0" w:color="auto"/>
+          <w:bottom w:val="outset" w:sz="6" w:space="0" w:color="auto"/>
+          <w:right w:val="outset" w:sz="6" w:space="0" w:color="auto"/>
         </w:tblBorders>
-        <w:tblLayout w:type="autofit"/>
         <w:tblCellMar>
-          <w:top w:w="0" w:type="dxa"/>
           <w:left w:w="0" w:type="dxa"/>
-          <w:bottom w:w="0" w:type="dxa"/>
           <w:right w:w="0" w:type="dxa"/>
         </w:tblCellMar>
+        <w:tblLook w:val="04A0"/>
       </w:tblPr>
       <w:tblGrid>
         <w:gridCol w:w="1295"/>
@@ -36,33 +30,17 @@
         <w:gridCol w:w="2463"/>
       </w:tblGrid>
       <w:tr>
-        <w:tblPrEx>
-          <w:tblBorders>
-            <w:top w:val="outset" w:color="auto" w:sz="6" w:space="0"/>
-            <w:left w:val="outset" w:color="auto" w:sz="6" w:space="0"/>
-            <w:bottom w:val="outset" w:color="auto" w:sz="6" w:space="0"/>
-            <w:right w:val="outset" w:color="auto" w:sz="6" w:space="0"/>
-            <w:insideH w:val="none" w:color="auto" w:sz="0" w:space="0"/>
-            <w:insideV w:val="none" w:color="auto" w:sz="0" w:space="0"/>
-          </w:tblBorders>
-          <w:tblCellMar>
-            <w:top w:w="0" w:type="dxa"/>
-            <w:left w:w="0" w:type="dxa"/>
-            <w:bottom w:w="0" w:type="dxa"/>
-            <w:right w:w="0" w:type="dxa"/>
-          </w:tblCellMar>
-        </w:tblPrEx>
         <w:trPr>
-          <w:trHeight w:val="575" w:hRule="atLeast"/>
+          <w:trHeight w:val="575"/>
         </w:trPr>
         <w:tc>
           <w:tcPr>
             <w:tcW w:w="1295" w:type="dxa"/>
             <w:tcBorders>
-              <w:top w:val="single" w:color="auto" w:sz="4" w:space="0"/>
-              <w:left w:val="single" w:color="auto" w:sz="8" w:space="0"/>
-              <w:bottom w:val="single" w:color="auto" w:sz="4" w:space="0"/>
-              <w:right w:val="single" w:color="auto" w:sz="8" w:space="0"/>
+              <w:top w:val="single" w:sz="4" w:space="0" w:color="auto"/>
+              <w:left w:val="single" w:sz="8" w:space="0" w:color="auto"/>
+              <w:bottom w:val="single" w:sz="4" w:space="0" w:color="auto"/>
+              <w:right w:val="single" w:sz="8" w:space="0" w:color="auto"/>
             </w:tcBorders>
             <w:tcMar>
               <w:top w:w="0" w:type="dxa"/>
@@ -85,7 +63,7 @@
             </w:pPr>
             <w:r>
               <w:rPr>
-                <w:rFonts w:hint="eastAsia" w:ascii="宋体" w:cs="宋体"/>
+                <w:rFonts w:ascii="宋体" w:cs="宋体" w:hint="eastAsia"/>
                 <w:kern w:val="0"/>
                 <w:sz w:val="24"/>
                 <w:szCs w:val="24"/>
@@ -99,10 +77,10 @@
             <w:tcW w:w="4380" w:type="dxa"/>
             <w:gridSpan w:val="5"/>
             <w:tcBorders>
-              <w:top w:val="single" w:color="auto" w:sz="4" w:space="0"/>
+              <w:top w:val="single" w:sz="4" w:space="0" w:color="auto"/>
               <w:left w:val="nil"/>
-              <w:bottom w:val="single" w:color="auto" w:sz="4" w:space="0"/>
-              <w:right w:val="single" w:color="auto" w:sz="4" w:space="0"/>
+              <w:bottom w:val="single" w:sz="4" w:space="0" w:color="auto"/>
+              <w:right w:val="single" w:sz="4" w:space="0" w:color="auto"/>
             </w:tcBorders>
             <w:tcMar>
               <w:top w:w="0" w:type="dxa"/>
@@ -125,7 +103,7 @@
             </w:pPr>
             <w:r>
               <w:rPr>
-                <w:rFonts w:hint="eastAsia" w:ascii="宋体" w:cs="宋体"/>
+                <w:rFonts w:ascii="宋体" w:cs="宋体" w:hint="eastAsia"/>
                 <w:kern w:val="0"/>
                 <w:sz w:val="24"/>
                 <w:szCs w:val="24"/>
@@ -143,13 +121,12 @@
             </w:r>
             <w:r>
               <w:rPr>
-                <w:rFonts w:hint="eastAsia" w:ascii="宋体" w:cs="宋体"/>
-                <w:kern w:val="0"/>
-                <w:sz w:val="24"/>
-                <w:szCs w:val="24"/>
-                <w:lang w:val="en-US" w:eastAsia="zh-CN"/>
-              </w:rPr>
-              <w:t>公司名称</w:t>
+                <w:rFonts w:ascii="宋体" w:cs="宋体" w:hint="eastAsia"/>
+                <w:kern w:val="0"/>
+                <w:sz w:val="24"/>
+                <w:szCs w:val="24"/>
+              </w:rPr>
+              <w:t>申请人名称</w:t>
             </w:r>
             <w:r>
               <w:rPr>
@@ -167,10 +144,10 @@
             <w:tcW w:w="1425" w:type="dxa"/>
             <w:gridSpan w:val="2"/>
             <w:tcBorders>
-              <w:top w:val="single" w:color="auto" w:sz="4" w:space="0"/>
-              <w:left w:val="single" w:color="auto" w:sz="4" w:space="0"/>
-              <w:bottom w:val="single" w:color="auto" w:sz="4" w:space="0"/>
-              <w:right w:val="single" w:color="auto" w:sz="4" w:space="0"/>
+              <w:top w:val="single" w:sz="4" w:space="0" w:color="auto"/>
+              <w:left w:val="single" w:sz="4" w:space="0" w:color="auto"/>
+              <w:bottom w:val="single" w:sz="4" w:space="0" w:color="auto"/>
+              <w:right w:val="single" w:sz="4" w:space="0" w:color="auto"/>
             </w:tcBorders>
             <w:vAlign w:val="center"/>
           </w:tcPr>
@@ -187,7 +164,7 @@
             </w:pPr>
             <w:r>
               <w:rPr>
-                <w:rFonts w:hint="eastAsia" w:ascii="宋体" w:cs="宋体"/>
+                <w:rFonts w:ascii="宋体" w:cs="宋体" w:hint="eastAsia"/>
                 <w:kern w:val="0"/>
                 <w:sz w:val="24"/>
                 <w:szCs w:val="24"/>
@@ -200,10 +177,10 @@
           <w:tcPr>
             <w:tcW w:w="2463" w:type="dxa"/>
             <w:tcBorders>
-              <w:top w:val="single" w:color="auto" w:sz="4" w:space="0"/>
-              <w:left w:val="single" w:color="auto" w:sz="4" w:space="0"/>
-              <w:bottom w:val="single" w:color="auto" w:sz="4" w:space="0"/>
-              <w:right w:val="single" w:color="auto" w:sz="8" w:space="0"/>
+              <w:top w:val="single" w:sz="4" w:space="0" w:color="auto"/>
+              <w:left w:val="single" w:sz="4" w:space="0" w:color="auto"/>
+              <w:bottom w:val="single" w:sz="4" w:space="0" w:color="auto"/>
+              <w:right w:val="single" w:sz="8" w:space="0" w:color="auto"/>
             </w:tcBorders>
             <w:vAlign w:val="center"/>
           </w:tcPr>
@@ -218,37 +195,30 @@
                 <w:szCs w:val="24"/>
               </w:rPr>
             </w:pPr>
+            <w:r>
+              <w:rPr>
+                <w:rFonts w:ascii="宋体" w:cs="宋体" w:hint="eastAsia"/>
+                <w:kern w:val="0"/>
+                <w:sz w:val="24"/>
+                <w:szCs w:val="24"/>
+              </w:rPr>
+              <w:t>{{申请时间}}</w:t>
+            </w:r>
           </w:p>
         </w:tc>
       </w:tr>
       <w:tr>
-        <w:tblPrEx>
-          <w:tblBorders>
-            <w:top w:val="outset" w:color="auto" w:sz="6" w:space="0"/>
-            <w:left w:val="outset" w:color="auto" w:sz="6" w:space="0"/>
-            <w:bottom w:val="outset" w:color="auto" w:sz="6" w:space="0"/>
-            <w:right w:val="outset" w:color="auto" w:sz="6" w:space="0"/>
-            <w:insideH w:val="none" w:color="auto" w:sz="0" w:space="0"/>
-            <w:insideV w:val="none" w:color="auto" w:sz="0" w:space="0"/>
-          </w:tblBorders>
-          <w:tblCellMar>
-            <w:top w:w="0" w:type="dxa"/>
-            <w:left w:w="0" w:type="dxa"/>
-            <w:bottom w:w="0" w:type="dxa"/>
-            <w:right w:w="0" w:type="dxa"/>
-          </w:tblCellMar>
-        </w:tblPrEx>
         <w:trPr>
-          <w:trHeight w:val="613" w:hRule="atLeast"/>
+          <w:trHeight w:val="613"/>
         </w:trPr>
         <w:tc>
           <w:tcPr>
             <w:tcW w:w="1295" w:type="dxa"/>
             <w:tcBorders>
-              <w:top w:val="single" w:color="auto" w:sz="4" w:space="0"/>
-              <w:left w:val="single" w:color="auto" w:sz="8" w:space="0"/>
-              <w:bottom w:val="single" w:color="auto" w:sz="4" w:space="0"/>
-              <w:right w:val="single" w:color="auto" w:sz="8" w:space="0"/>
+              <w:top w:val="single" w:sz="4" w:space="0" w:color="auto"/>
+              <w:left w:val="single" w:sz="8" w:space="0" w:color="auto"/>
+              <w:bottom w:val="single" w:sz="4" w:space="0" w:color="auto"/>
+              <w:right w:val="single" w:sz="8" w:space="0" w:color="auto"/>
             </w:tcBorders>
             <w:tcMar>
               <w:top w:w="0" w:type="dxa"/>
@@ -271,7 +241,7 @@
             </w:pPr>
             <w:r>
               <w:rPr>
-                <w:rFonts w:hint="eastAsia" w:ascii="宋体" w:hAnsi="宋体" w:cs="宋体"/>
+                <w:rFonts w:ascii="宋体" w:hAnsi="宋体" w:cs="宋体" w:hint="eastAsia"/>
                 <w:kern w:val="0"/>
                 <w:sz w:val="24"/>
                 <w:szCs w:val="24"/>
@@ -285,10 +255,10 @@
             <w:tcW w:w="1980" w:type="dxa"/>
             <w:gridSpan w:val="2"/>
             <w:tcBorders>
-              <w:top w:val="single" w:color="auto" w:sz="4" w:space="0"/>
+              <w:top w:val="single" w:sz="4" w:space="0" w:color="auto"/>
               <w:left w:val="nil"/>
-              <w:bottom w:val="single" w:color="auto" w:sz="4" w:space="0"/>
-              <w:right w:val="single" w:color="auto" w:sz="4" w:space="0"/>
+              <w:bottom w:val="single" w:sz="4" w:space="0" w:color="auto"/>
+              <w:right w:val="single" w:sz="4" w:space="0" w:color="auto"/>
             </w:tcBorders>
             <w:tcMar>
               <w:top w:w="0" w:type="dxa"/>
@@ -311,12 +281,30 @@
             </w:pPr>
             <w:r>
               <w:rPr>
-                <w:rFonts w:hint="eastAsia" w:ascii="宋体" w:cs="宋体"/>
-                <w:kern w:val="0"/>
-                <w:sz w:val="24"/>
-                <w:szCs w:val="24"/>
-              </w:rPr>
-              <w:t>{{本人姓名}}</w:t>
+                <w:rFonts w:ascii="宋体" w:cs="宋体" w:hint="eastAsia"/>
+                <w:kern w:val="0"/>
+                <w:sz w:val="24"/>
+                <w:szCs w:val="24"/>
+              </w:rPr>
+              <w:t>{{</w:t>
+            </w:r>
+            <w:r>
+              <w:rPr>
+                <w:rFonts w:ascii="宋体" w:cs="宋体" w:hint="eastAsia"/>
+                <w:kern w:val="0"/>
+                <w:sz w:val="24"/>
+                <w:szCs w:val="24"/>
+              </w:rPr>
+              <w:t>本人姓名</w:t>
+            </w:r>
+            <w:r>
+              <w:rPr>
+                <w:rFonts w:ascii="宋体" w:cs="宋体" w:hint="eastAsia"/>
+                <w:kern w:val="0"/>
+                <w:sz w:val="24"/>
+                <w:szCs w:val="24"/>
+              </w:rPr>
+              <w:t>}}</w:t>
             </w:r>
           </w:p>
         </w:tc>
@@ -324,10 +312,10 @@
           <w:tcPr>
             <w:tcW w:w="960" w:type="dxa"/>
             <w:tcBorders>
-              <w:top w:val="single" w:color="auto" w:sz="4" w:space="0"/>
-              <w:left w:val="single" w:color="auto" w:sz="4" w:space="0"/>
-              <w:bottom w:val="single" w:color="auto" w:sz="4" w:space="0"/>
-              <w:right w:val="single" w:color="auto" w:sz="4" w:space="0"/>
+              <w:top w:val="single" w:sz="4" w:space="0" w:color="auto"/>
+              <w:left w:val="single" w:sz="4" w:space="0" w:color="auto"/>
+              <w:bottom w:val="single" w:sz="4" w:space="0" w:color="auto"/>
+              <w:right w:val="single" w:sz="4" w:space="0" w:color="auto"/>
             </w:tcBorders>
             <w:tcMar>
               <w:top w:w="0" w:type="dxa"/>
@@ -350,7 +338,7 @@
             </w:pPr>
             <w:r>
               <w:rPr>
-                <w:rFonts w:hint="eastAsia" w:ascii="宋体" w:cs="宋体"/>
+                <w:rFonts w:ascii="宋体" w:cs="宋体" w:hint="eastAsia"/>
                 <w:kern w:val="0"/>
                 <w:sz w:val="24"/>
                 <w:szCs w:val="24"/>
@@ -364,10 +352,10 @@
             <w:tcW w:w="1440" w:type="dxa"/>
             <w:gridSpan w:val="2"/>
             <w:tcBorders>
-              <w:top w:val="single" w:color="auto" w:sz="4" w:space="0"/>
-              <w:left w:val="single" w:color="auto" w:sz="4" w:space="0"/>
-              <w:bottom w:val="single" w:color="auto" w:sz="4" w:space="0"/>
-              <w:right w:val="single" w:color="auto" w:sz="4" w:space="0"/>
+              <w:top w:val="single" w:sz="4" w:space="0" w:color="auto"/>
+              <w:left w:val="single" w:sz="4" w:space="0" w:color="auto"/>
+              <w:bottom w:val="single" w:sz="4" w:space="0" w:color="auto"/>
+              <w:right w:val="single" w:sz="4" w:space="0" w:color="auto"/>
             </w:tcBorders>
             <w:tcMar>
               <w:top w:w="0" w:type="dxa"/>
@@ -390,12 +378,30 @@
             </w:pPr>
             <w:r>
               <w:rPr>
-                <w:rFonts w:hint="eastAsia" w:ascii="宋体" w:cs="宋体"/>
-                <w:kern w:val="0"/>
-                <w:sz w:val="24"/>
-                <w:szCs w:val="24"/>
-              </w:rPr>
-              <w:t>{{本人性别}}</w:t>
+                <w:rFonts w:ascii="宋体" w:cs="宋体" w:hint="eastAsia"/>
+                <w:kern w:val="0"/>
+                <w:sz w:val="24"/>
+                <w:szCs w:val="24"/>
+              </w:rPr>
+              <w:t>{{</w:t>
+            </w:r>
+            <w:r>
+              <w:rPr>
+                <w:rFonts w:ascii="宋体" w:cs="宋体" w:hint="eastAsia"/>
+                <w:kern w:val="0"/>
+                <w:sz w:val="24"/>
+                <w:szCs w:val="24"/>
+              </w:rPr>
+              <w:t>本人性别</w:t>
+            </w:r>
+            <w:r>
+              <w:rPr>
+                <w:rFonts w:ascii="宋体" w:cs="宋体" w:hint="eastAsia"/>
+                <w:kern w:val="0"/>
+                <w:sz w:val="24"/>
+                <w:szCs w:val="24"/>
+              </w:rPr>
+              <w:t>}}</w:t>
             </w:r>
           </w:p>
         </w:tc>
@@ -404,10 +410,10 @@
             <w:tcW w:w="1425" w:type="dxa"/>
             <w:gridSpan w:val="2"/>
             <w:tcBorders>
-              <w:top w:val="single" w:color="auto" w:sz="4" w:space="0"/>
-              <w:left w:val="single" w:color="auto" w:sz="4" w:space="0"/>
-              <w:bottom w:val="single" w:color="auto" w:sz="8" w:space="0"/>
-              <w:right w:val="single" w:color="auto" w:sz="4" w:space="0"/>
+              <w:top w:val="single" w:sz="4" w:space="0" w:color="auto"/>
+              <w:left w:val="single" w:sz="4" w:space="0" w:color="auto"/>
+              <w:bottom w:val="single" w:sz="8" w:space="0" w:color="auto"/>
+              <w:right w:val="single" w:sz="4" w:space="0" w:color="auto"/>
             </w:tcBorders>
             <w:vAlign w:val="center"/>
           </w:tcPr>
@@ -424,7 +430,7 @@
             </w:pPr>
             <w:r>
               <w:rPr>
-                <w:rFonts w:hint="eastAsia" w:ascii="宋体" w:cs="宋体"/>
+                <w:rFonts w:ascii="宋体" w:cs="宋体" w:hint="eastAsia"/>
                 <w:kern w:val="0"/>
                 <w:sz w:val="24"/>
                 <w:szCs w:val="24"/>
@@ -437,10 +443,10 @@
           <w:tcPr>
             <w:tcW w:w="2463" w:type="dxa"/>
             <w:tcBorders>
-              <w:top w:val="single" w:color="auto" w:sz="4" w:space="0"/>
-              <w:left w:val="single" w:color="auto" w:sz="4" w:space="0"/>
-              <w:bottom w:val="single" w:color="auto" w:sz="8" w:space="0"/>
-              <w:right w:val="single" w:color="auto" w:sz="8" w:space="0"/>
+              <w:top w:val="single" w:sz="4" w:space="0" w:color="auto"/>
+              <w:left w:val="single" w:sz="4" w:space="0" w:color="auto"/>
+              <w:bottom w:val="single" w:sz="8" w:space="0" w:color="auto"/>
+              <w:right w:val="single" w:sz="8" w:space="0" w:color="auto"/>
             </w:tcBorders>
             <w:vAlign w:val="center"/>
           </w:tcPr>
@@ -457,44 +463,46 @@
             </w:pPr>
             <w:r>
               <w:rPr>
-                <w:rFonts w:hint="eastAsia" w:ascii="宋体" w:cs="宋体"/>
-                <w:kern w:val="0"/>
-                <w:sz w:val="24"/>
-                <w:szCs w:val="24"/>
-              </w:rPr>
-              <w:t>{{本人身份证号}}</w:t>
+                <w:rFonts w:ascii="宋体" w:cs="宋体" w:hint="eastAsia"/>
+                <w:kern w:val="0"/>
+                <w:sz w:val="24"/>
+                <w:szCs w:val="24"/>
+              </w:rPr>
+              <w:t>{{</w:t>
+            </w:r>
+            <w:r>
+              <w:rPr>
+                <w:rFonts w:ascii="宋体" w:cs="宋体" w:hint="eastAsia"/>
+                <w:kern w:val="0"/>
+                <w:sz w:val="24"/>
+                <w:szCs w:val="24"/>
+              </w:rPr>
+              <w:t>本人身份证号</w:t>
+            </w:r>
+            <w:r>
+              <w:rPr>
+                <w:rFonts w:ascii="宋体" w:cs="宋体" w:hint="eastAsia"/>
+                <w:kern w:val="0"/>
+                <w:sz w:val="24"/>
+                <w:szCs w:val="24"/>
+              </w:rPr>
+              <w:t>}}</w:t>
             </w:r>
           </w:p>
         </w:tc>
       </w:tr>
       <w:tr>
-        <w:tblPrEx>
-          <w:tblBorders>
-            <w:top w:val="outset" w:color="auto" w:sz="6" w:space="0"/>
-            <w:left w:val="outset" w:color="auto" w:sz="6" w:space="0"/>
-            <w:bottom w:val="outset" w:color="auto" w:sz="6" w:space="0"/>
-            <w:right w:val="outset" w:color="auto" w:sz="6" w:space="0"/>
-            <w:insideH w:val="none" w:color="auto" w:sz="0" w:space="0"/>
-            <w:insideV w:val="none" w:color="auto" w:sz="0" w:space="0"/>
-          </w:tblBorders>
-          <w:tblCellMar>
-            <w:top w:w="0" w:type="dxa"/>
-            <w:left w:w="0" w:type="dxa"/>
-            <w:bottom w:w="0" w:type="dxa"/>
-            <w:right w:w="0" w:type="dxa"/>
-          </w:tblCellMar>
-        </w:tblPrEx>
         <w:trPr>
-          <w:trHeight w:val="603" w:hRule="atLeast"/>
+          <w:trHeight w:val="603"/>
         </w:trPr>
         <w:tc>
           <w:tcPr>
             <w:tcW w:w="1295" w:type="dxa"/>
             <w:tcBorders>
-              <w:top w:val="single" w:color="auto" w:sz="4" w:space="0"/>
-              <w:left w:val="single" w:color="auto" w:sz="8" w:space="0"/>
-              <w:bottom w:val="single" w:color="auto" w:sz="4" w:space="0"/>
-              <w:right w:val="single" w:color="auto" w:sz="8" w:space="0"/>
+              <w:top w:val="single" w:sz="4" w:space="0" w:color="auto"/>
+              <w:left w:val="single" w:sz="8" w:space="0" w:color="auto"/>
+              <w:bottom w:val="single" w:sz="4" w:space="0" w:color="auto"/>
+              <w:right w:val="single" w:sz="8" w:space="0" w:color="auto"/>
             </w:tcBorders>
             <w:tcMar>
               <w:top w:w="0" w:type="dxa"/>
@@ -517,7 +525,7 @@
             </w:pPr>
             <w:r>
               <w:rPr>
-                <w:rFonts w:hint="eastAsia" w:ascii="宋体" w:hAnsi="宋体" w:cs="宋体"/>
+                <w:rFonts w:ascii="宋体" w:hAnsi="宋体" w:cs="宋体" w:hint="eastAsia"/>
                 <w:kern w:val="0"/>
                 <w:sz w:val="24"/>
                 <w:szCs w:val="24"/>
@@ -531,10 +539,10 @@
             <w:tcW w:w="4380" w:type="dxa"/>
             <w:gridSpan w:val="5"/>
             <w:tcBorders>
-              <w:top w:val="single" w:color="auto" w:sz="4" w:space="0"/>
+              <w:top w:val="single" w:sz="4" w:space="0" w:color="auto"/>
               <w:left w:val="nil"/>
-              <w:bottom w:val="single" w:color="auto" w:sz="4" w:space="0"/>
-              <w:right w:val="single" w:color="auto" w:sz="4" w:space="0"/>
+              <w:bottom w:val="single" w:sz="4" w:space="0" w:color="auto"/>
+              <w:right w:val="single" w:sz="4" w:space="0" w:color="auto"/>
             </w:tcBorders>
             <w:tcMar>
               <w:top w:w="0" w:type="dxa"/>
@@ -557,7 +565,7 @@
             </w:pPr>
             <w:r>
               <w:rPr>
-                <w:rFonts w:hint="eastAsia" w:ascii="宋体" w:cs="宋体"/>
+                <w:rFonts w:ascii="宋体" w:cs="宋体" w:hint="eastAsia"/>
                 <w:kern w:val="0"/>
                 <w:sz w:val="24"/>
                 <w:szCs w:val="24"/>
@@ -575,11 +583,10 @@
             </w:r>
             <w:r>
               <w:rPr>
-                <w:rFonts w:hint="eastAsia" w:ascii="宋体" w:cs="宋体"/>
-                <w:kern w:val="0"/>
-                <w:sz w:val="24"/>
-                <w:szCs w:val="24"/>
-                <w:lang w:val="en-US" w:eastAsia="zh-CN"/>
+                <w:rFonts w:ascii="宋体" w:cs="宋体" w:hint="eastAsia"/>
+                <w:kern w:val="0"/>
+                <w:sz w:val="24"/>
+                <w:szCs w:val="24"/>
               </w:rPr>
               <w:t>公司名称</w:t>
             </w:r>
@@ -599,10 +606,10 @@
             <w:tcW w:w="1425" w:type="dxa"/>
             <w:gridSpan w:val="2"/>
             <w:tcBorders>
-              <w:top w:val="single" w:color="auto" w:sz="4" w:space="0"/>
-              <w:left w:val="single" w:color="auto" w:sz="4" w:space="0"/>
-              <w:bottom w:val="single" w:color="auto" w:sz="4" w:space="0"/>
-              <w:right w:val="single" w:color="auto" w:sz="4" w:space="0"/>
+              <w:top w:val="single" w:sz="4" w:space="0" w:color="auto"/>
+              <w:left w:val="single" w:sz="4" w:space="0" w:color="auto"/>
+              <w:bottom w:val="single" w:sz="4" w:space="0" w:color="auto"/>
+              <w:right w:val="single" w:sz="4" w:space="0" w:color="auto"/>
             </w:tcBorders>
             <w:vAlign w:val="center"/>
           </w:tcPr>
@@ -619,7 +626,7 @@
             </w:pPr>
             <w:r>
               <w:rPr>
-                <w:rFonts w:hint="eastAsia" w:ascii="宋体" w:cs="宋体"/>
+                <w:rFonts w:ascii="宋体" w:cs="宋体" w:hint="eastAsia"/>
                 <w:kern w:val="0"/>
                 <w:sz w:val="24"/>
                 <w:szCs w:val="24"/>
@@ -632,10 +639,10 @@
           <w:tcPr>
             <w:tcW w:w="2463" w:type="dxa"/>
             <w:tcBorders>
-              <w:top w:val="single" w:color="auto" w:sz="4" w:space="0"/>
-              <w:left w:val="single" w:color="auto" w:sz="4" w:space="0"/>
-              <w:bottom w:val="single" w:color="auto" w:sz="4" w:space="0"/>
-              <w:right w:val="single" w:color="auto" w:sz="8" w:space="0"/>
+              <w:top w:val="single" w:sz="4" w:space="0" w:color="auto"/>
+              <w:left w:val="single" w:sz="4" w:space="0" w:color="auto"/>
+              <w:bottom w:val="single" w:sz="4" w:space="0" w:color="auto"/>
+              <w:right w:val="single" w:sz="8" w:space="0" w:color="auto"/>
             </w:tcBorders>
             <w:vAlign w:val="center"/>
           </w:tcPr>
@@ -650,37 +657,30 @@
                 <w:szCs w:val="24"/>
               </w:rPr>
             </w:pPr>
+            <w:r>
+              <w:rPr>
+                <w:rFonts w:ascii="宋体" w:cs="宋体" w:hint="eastAsia"/>
+                <w:kern w:val="0"/>
+                <w:sz w:val="24"/>
+                <w:szCs w:val="24"/>
+              </w:rPr>
+              <w:t>{{受理时间}}</w:t>
+            </w:r>
           </w:p>
         </w:tc>
       </w:tr>
       <w:tr>
-        <w:tblPrEx>
-          <w:tblBorders>
-            <w:top w:val="outset" w:color="auto" w:sz="6" w:space="0"/>
-            <w:left w:val="outset" w:color="auto" w:sz="6" w:space="0"/>
-            <w:bottom w:val="outset" w:color="auto" w:sz="6" w:space="0"/>
-            <w:right w:val="outset" w:color="auto" w:sz="6" w:space="0"/>
-            <w:insideH w:val="none" w:color="auto" w:sz="0" w:space="0"/>
-            <w:insideV w:val="none" w:color="auto" w:sz="0" w:space="0"/>
-          </w:tblBorders>
-          <w:tblCellMar>
-            <w:top w:w="0" w:type="dxa"/>
-            <w:left w:w="0" w:type="dxa"/>
-            <w:bottom w:w="0" w:type="dxa"/>
-            <w:right w:w="0" w:type="dxa"/>
-          </w:tblCellMar>
-        </w:tblPrEx>
         <w:trPr>
-          <w:trHeight w:val="3278" w:hRule="atLeast"/>
+          <w:trHeight w:val="3278"/>
         </w:trPr>
         <w:tc>
           <w:tcPr>
             <w:tcW w:w="1295" w:type="dxa"/>
             <w:tcBorders>
-              <w:top w:val="single" w:color="auto" w:sz="4" w:space="0"/>
-              <w:left w:val="single" w:color="auto" w:sz="8" w:space="0"/>
-              <w:bottom w:val="single" w:color="auto" w:sz="4" w:space="0"/>
-              <w:right w:val="single" w:color="auto" w:sz="4" w:space="0"/>
+              <w:top w:val="single" w:sz="4" w:space="0" w:color="auto"/>
+              <w:left w:val="single" w:sz="8" w:space="0" w:color="auto"/>
+              <w:bottom w:val="single" w:sz="4" w:space="0" w:color="auto"/>
+              <w:right w:val="single" w:sz="4" w:space="0" w:color="auto"/>
             </w:tcBorders>
             <w:tcMar>
               <w:top w:w="0" w:type="dxa"/>
@@ -704,7 +704,7 @@
             </w:pPr>
             <w:r>
               <w:rPr>
-                <w:rFonts w:hint="eastAsia" w:ascii="宋体" w:cs="宋体"/>
+                <w:rFonts w:ascii="宋体" w:cs="宋体" w:hint="eastAsia"/>
                 <w:kern w:val="0"/>
                 <w:sz w:val="24"/>
                 <w:szCs w:val="24"/>
@@ -726,7 +726,7 @@
             </w:pPr>
             <w:r>
               <w:rPr>
-                <w:rFonts w:hint="eastAsia" w:ascii="宋体" w:cs="宋体"/>
+                <w:rFonts w:ascii="宋体" w:cs="宋体" w:hint="eastAsia"/>
                 <w:kern w:val="0"/>
                 <w:sz w:val="24"/>
                 <w:szCs w:val="24"/>
@@ -748,7 +748,7 @@
             </w:pPr>
             <w:r>
               <w:rPr>
-                <w:rFonts w:hint="eastAsia" w:ascii="宋体" w:cs="宋体"/>
+                <w:rFonts w:ascii="宋体" w:cs="宋体" w:hint="eastAsia"/>
                 <w:kern w:val="0"/>
                 <w:sz w:val="24"/>
                 <w:szCs w:val="24"/>
@@ -762,10 +762,10 @@
             <w:tcW w:w="8268" w:type="dxa"/>
             <w:gridSpan w:val="8"/>
             <w:tcBorders>
-              <w:top w:val="single" w:color="auto" w:sz="4" w:space="0"/>
-              <w:left w:val="single" w:color="auto" w:sz="4" w:space="0"/>
-              <w:bottom w:val="single" w:color="auto" w:sz="4" w:space="0"/>
-              <w:right w:val="single" w:color="auto" w:sz="8" w:space="0"/>
+              <w:top w:val="single" w:sz="4" w:space="0" w:color="auto"/>
+              <w:left w:val="single" w:sz="4" w:space="0" w:color="auto"/>
+              <w:bottom w:val="single" w:sz="4" w:space="0" w:color="auto"/>
+              <w:right w:val="single" w:sz="8" w:space="0" w:color="auto"/>
             </w:tcBorders>
             <w:tcMar>
               <w:top w:w="0" w:type="dxa"/>
@@ -789,7 +789,7 @@
             </w:pPr>
             <w:r>
               <w:rPr>
-                <w:rFonts w:hint="eastAsia" w:ascii="宋体" w:cs="宋体"/>
+                <w:rFonts w:ascii="宋体" w:cs="宋体" w:hint="eastAsia"/>
                 <w:kern w:val="0"/>
                 <w:sz w:val="24"/>
                 <w:szCs w:val="24"/>
@@ -807,7 +807,7 @@
             </w:r>
             <w:r>
               <w:rPr>
-                <w:rFonts w:hint="eastAsia" w:ascii="宋体" w:cs="宋体"/>
+                <w:rFonts w:ascii="宋体" w:cs="宋体" w:hint="eastAsia"/>
                 <w:kern w:val="0"/>
                 <w:sz w:val="24"/>
                 <w:szCs w:val="24"/>
@@ -827,32 +827,16 @@
         </w:tc>
       </w:tr>
       <w:tr>
-        <w:tblPrEx>
-          <w:tblBorders>
-            <w:top w:val="outset" w:color="auto" w:sz="6" w:space="0"/>
-            <w:left w:val="outset" w:color="auto" w:sz="6" w:space="0"/>
-            <w:bottom w:val="outset" w:color="auto" w:sz="6" w:space="0"/>
-            <w:right w:val="outset" w:color="auto" w:sz="6" w:space="0"/>
-            <w:insideH w:val="none" w:color="auto" w:sz="0" w:space="0"/>
-            <w:insideV w:val="none" w:color="auto" w:sz="0" w:space="0"/>
-          </w:tblBorders>
-          <w:tblCellMar>
-            <w:top w:w="0" w:type="dxa"/>
-            <w:left w:w="0" w:type="dxa"/>
-            <w:bottom w:w="0" w:type="dxa"/>
-            <w:right w:w="0" w:type="dxa"/>
-          </w:tblCellMar>
-        </w:tblPrEx>
         <w:trPr>
-          <w:trHeight w:val="1323" w:hRule="atLeast"/>
+          <w:trHeight w:val="1323"/>
         </w:trPr>
         <w:tc>
           <w:tcPr>
             <w:tcW w:w="1295" w:type="dxa"/>
             <w:tcBorders>
-              <w:top w:val="single" w:color="auto" w:sz="4" w:space="0"/>
-              <w:left w:val="single" w:color="auto" w:sz="8" w:space="0"/>
-              <w:right w:val="single" w:color="auto" w:sz="4" w:space="0"/>
+              <w:top w:val="single" w:sz="4" w:space="0" w:color="auto"/>
+              <w:left w:val="single" w:sz="8" w:space="0" w:color="auto"/>
+              <w:right w:val="single" w:sz="4" w:space="0" w:color="auto"/>
             </w:tcBorders>
             <w:tcMar>
               <w:top w:w="0" w:type="dxa"/>
@@ -876,7 +860,7 @@
             </w:pPr>
             <w:r>
               <w:rPr>
-                <w:rFonts w:hint="eastAsia" w:ascii="宋体" w:cs="宋体"/>
+                <w:rFonts w:ascii="宋体" w:cs="宋体" w:hint="eastAsia"/>
                 <w:kern w:val="0"/>
                 <w:sz w:val="24"/>
                 <w:szCs w:val="24"/>
@@ -898,7 +882,7 @@
             </w:pPr>
             <w:r>
               <w:rPr>
-                <w:rFonts w:hint="eastAsia" w:ascii="宋体" w:cs="宋体"/>
+                <w:rFonts w:ascii="宋体" w:cs="宋体" w:hint="eastAsia"/>
                 <w:kern w:val="0"/>
                 <w:sz w:val="24"/>
                 <w:szCs w:val="24"/>
@@ -912,9 +896,9 @@
             <w:tcW w:w="8268" w:type="dxa"/>
             <w:gridSpan w:val="8"/>
             <w:tcBorders>
-              <w:top w:val="single" w:color="auto" w:sz="4" w:space="0"/>
-              <w:left w:val="single" w:color="auto" w:sz="4" w:space="0"/>
-              <w:right w:val="single" w:color="auto" w:sz="8" w:space="0"/>
+              <w:top w:val="single" w:sz="4" w:space="0" w:color="auto"/>
+              <w:left w:val="single" w:sz="4" w:space="0" w:color="auto"/>
+              <w:right w:val="single" w:sz="8" w:space="0" w:color="auto"/>
             </w:tcBorders>
             <w:tcMar>
               <w:top w:w="0" w:type="dxa"/>
@@ -930,54 +914,54 @@
               <w:spacing w:before="100" w:beforeAutospacing="1" w:after="100" w:afterAutospacing="1" w:line="280" w:lineRule="exact"/>
               <w:jc w:val="left"/>
               <w:rPr>
-                <w:rFonts w:hint="default" w:ascii="宋体" w:eastAsia="宋体" w:cs="宋体"/>
-                <w:kern w:val="0"/>
-                <w:sz w:val="24"/>
-                <w:szCs w:val="24"/>
-                <w:lang w:val="en-US" w:eastAsia="zh-CN"/>
-              </w:rPr>
-            </w:pPr>
-            <w:r>
-              <w:rPr>
-                <w:rFonts w:hint="eastAsia" w:ascii="宋体" w:cs="宋体"/>
-                <w:kern w:val="0"/>
-                <w:sz w:val="24"/>
-                <w:szCs w:val="24"/>
-                <w:lang w:val="en-US" w:eastAsia="zh-CN"/>
-              </w:rPr>
-              <w:t>{{医疗结论}}</w:t>
+                <w:rFonts w:ascii="宋体" w:cs="宋体"/>
+                <w:kern w:val="0"/>
+                <w:sz w:val="24"/>
+                <w:szCs w:val="24"/>
+              </w:rPr>
+            </w:pPr>
+            <w:r>
+              <w:rPr>
+                <w:rFonts w:ascii="宋体" w:cs="宋体" w:hint="eastAsia"/>
+                <w:kern w:val="0"/>
+                <w:sz w:val="24"/>
+                <w:szCs w:val="24"/>
+              </w:rPr>
+              <w:t>{{</w:t>
+            </w:r>
+            <w:r>
+              <w:rPr>
+                <w:rFonts w:ascii="宋体" w:cs="宋体" w:hint="eastAsia"/>
+                <w:kern w:val="0"/>
+                <w:sz w:val="24"/>
+                <w:szCs w:val="24"/>
+              </w:rPr>
+              <w:t>医疗结论</w:t>
+            </w:r>
+            <w:r>
+              <w:rPr>
+                <w:rFonts w:ascii="宋体" w:cs="宋体" w:hint="eastAsia"/>
+                <w:kern w:val="0"/>
+                <w:sz w:val="24"/>
+                <w:szCs w:val="24"/>
+              </w:rPr>
+              <w:t>}}</w:t>
             </w:r>
           </w:p>
         </w:tc>
       </w:tr>
       <w:tr>
-        <w:tblPrEx>
-          <w:tblBorders>
-            <w:top w:val="outset" w:color="auto" w:sz="6" w:space="0"/>
-            <w:left w:val="outset" w:color="auto" w:sz="6" w:space="0"/>
-            <w:bottom w:val="outset" w:color="auto" w:sz="6" w:space="0"/>
-            <w:right w:val="outset" w:color="auto" w:sz="6" w:space="0"/>
-            <w:insideH w:val="none" w:color="auto" w:sz="0" w:space="0"/>
-            <w:insideV w:val="none" w:color="auto" w:sz="0" w:space="0"/>
-          </w:tblBorders>
-          <w:tblCellMar>
-            <w:top w:w="0" w:type="dxa"/>
-            <w:left w:w="0" w:type="dxa"/>
-            <w:bottom w:w="0" w:type="dxa"/>
-            <w:right w:w="0" w:type="dxa"/>
-          </w:tblCellMar>
-        </w:tblPrEx>
         <w:trPr>
-          <w:trHeight w:val="646" w:hRule="atLeast"/>
+          <w:trHeight w:val="646"/>
         </w:trPr>
         <w:tc>
           <w:tcPr>
             <w:tcW w:w="1295" w:type="dxa"/>
             <w:vMerge w:val="restart"/>
             <w:tcBorders>
-              <w:top w:val="single" w:color="auto" w:sz="4" w:space="0"/>
-              <w:left w:val="single" w:color="auto" w:sz="8" w:space="0"/>
-              <w:right w:val="single" w:color="auto" w:sz="8" w:space="0"/>
+              <w:top w:val="single" w:sz="4" w:space="0" w:color="auto"/>
+              <w:left w:val="single" w:sz="8" w:space="0" w:color="auto"/>
+              <w:right w:val="single" w:sz="8" w:space="0" w:color="auto"/>
             </w:tcBorders>
             <w:tcMar>
               <w:top w:w="0" w:type="dxa"/>
@@ -1001,7 +985,7 @@
             </w:pPr>
             <w:r>
               <w:rPr>
-                <w:rFonts w:hint="eastAsia" w:ascii="宋体" w:cs="宋体"/>
+                <w:rFonts w:ascii="宋体" w:cs="宋体" w:hint="eastAsia"/>
                 <w:kern w:val="0"/>
                 <w:sz w:val="24"/>
                 <w:szCs w:val="24"/>
@@ -1023,7 +1007,7 @@
             </w:pPr>
             <w:r>
               <w:rPr>
-                <w:rFonts w:hint="eastAsia" w:ascii="宋体" w:cs="宋体"/>
+                <w:rFonts w:ascii="宋体" w:cs="宋体" w:hint="eastAsia"/>
                 <w:kern w:val="0"/>
                 <w:sz w:val="24"/>
                 <w:szCs w:val="24"/>
@@ -1037,10 +1021,10 @@
             <w:tcW w:w="8268" w:type="dxa"/>
             <w:gridSpan w:val="8"/>
             <w:tcBorders>
-              <w:top w:val="single" w:color="auto" w:sz="4" w:space="0"/>
+              <w:top w:val="single" w:sz="4" w:space="0" w:color="auto"/>
               <w:left w:val="nil"/>
-              <w:bottom w:val="single" w:color="auto" w:sz="4" w:space="0"/>
-              <w:right w:val="single" w:color="auto" w:sz="8" w:space="0"/>
+              <w:bottom w:val="single" w:sz="4" w:space="0" w:color="auto"/>
+              <w:right w:val="single" w:sz="8" w:space="0" w:color="auto"/>
             </w:tcBorders>
             <w:tcMar>
               <w:top w:w="0" w:type="dxa"/>
@@ -1064,43 +1048,45 @@
             </w:pPr>
             <w:r>
               <w:rPr>
-                <w:rFonts w:hint="eastAsia" w:ascii="宋体" w:hAnsi="宋体" w:cs="宋体"/>
-                <w:kern w:val="0"/>
-                <w:sz w:val="24"/>
-                <w:szCs w:val="24"/>
-              </w:rPr>
-              <w:t>□认定工伤       □不予认定工伤</w:t>
+                <w:rFonts w:ascii="宋体" w:hAnsi="宋体" w:cs="宋体" w:hint="eastAsia"/>
+                <w:kern w:val="0"/>
+                <w:sz w:val="24"/>
+                <w:szCs w:val="24"/>
+              </w:rPr>
+              <w:t>□认定工伤</w:t>
+            </w:r>
+            <w:r>
+              <w:rPr>
+                <w:rFonts w:ascii="宋体" w:hAnsi="宋体" w:cs="宋体" w:hint="eastAsia"/>
+                <w:kern w:val="0"/>
+                <w:sz w:val="24"/>
+                <w:szCs w:val="24"/>
+              </w:rPr>
+              <w:t xml:space="preserve">       </w:t>
+            </w:r>
+            <w:r>
+              <w:rPr>
+                <w:rFonts w:ascii="宋体" w:hAnsi="宋体" w:cs="宋体" w:hint="eastAsia"/>
+                <w:kern w:val="0"/>
+                <w:sz w:val="24"/>
+                <w:szCs w:val="24"/>
+              </w:rPr>
+              <w:t>□不予认定工伤</w:t>
             </w:r>
           </w:p>
         </w:tc>
       </w:tr>
       <w:tr>
-        <w:tblPrEx>
-          <w:tblBorders>
-            <w:top w:val="outset" w:color="auto" w:sz="6" w:space="0"/>
-            <w:left w:val="outset" w:color="auto" w:sz="6" w:space="0"/>
-            <w:bottom w:val="outset" w:color="auto" w:sz="6" w:space="0"/>
-            <w:right w:val="outset" w:color="auto" w:sz="6" w:space="0"/>
-            <w:insideH w:val="none" w:color="auto" w:sz="0" w:space="0"/>
-            <w:insideV w:val="none" w:color="auto" w:sz="0" w:space="0"/>
-          </w:tblBorders>
-          <w:tblCellMar>
-            <w:top w:w="0" w:type="dxa"/>
-            <w:left w:w="0" w:type="dxa"/>
-            <w:bottom w:w="0" w:type="dxa"/>
-            <w:right w:w="0" w:type="dxa"/>
-          </w:tblCellMar>
-        </w:tblPrEx>
         <w:trPr>
-          <w:trHeight w:val="589" w:hRule="atLeast"/>
+          <w:trHeight w:val="589"/>
         </w:trPr>
         <w:tc>
           <w:tcPr>
             <w:tcW w:w="1295" w:type="dxa"/>
-            <w:vMerge w:val="continue"/>
+            <w:vMerge/>
             <w:tcBorders>
-              <w:left w:val="single" w:color="auto" w:sz="8" w:space="0"/>
-              <w:right w:val="single" w:color="auto" w:sz="8" w:space="0"/>
+              <w:left w:val="single" w:sz="8" w:space="0" w:color="auto"/>
+              <w:right w:val="single" w:sz="8" w:space="0" w:color="auto"/>
             </w:tcBorders>
             <w:tcMar>
               <w:top w:w="0" w:type="dxa"/>
@@ -1128,10 +1114,10 @@
           <w:tcPr>
             <w:tcW w:w="1320" w:type="dxa"/>
             <w:tcBorders>
-              <w:top w:val="single" w:color="auto" w:sz="4" w:space="0"/>
+              <w:top w:val="single" w:sz="4" w:space="0" w:color="auto"/>
               <w:left w:val="nil"/>
-              <w:bottom w:val="single" w:color="auto" w:sz="4" w:space="0"/>
-              <w:right w:val="single" w:color="auto" w:sz="8" w:space="0"/>
+              <w:bottom w:val="single" w:sz="4" w:space="0" w:color="auto"/>
+              <w:right w:val="single" w:sz="8" w:space="0" w:color="auto"/>
             </w:tcBorders>
             <w:tcMar>
               <w:top w:w="0" w:type="dxa"/>
@@ -1155,7 +1141,7 @@
             </w:pPr>
             <w:r>
               <w:rPr>
-                <w:rFonts w:hint="eastAsia" w:ascii="宋体" w:cs="宋体"/>
+                <w:rFonts w:ascii="宋体" w:cs="宋体" w:hint="eastAsia"/>
                 <w:kern w:val="0"/>
                 <w:sz w:val="24"/>
                 <w:szCs w:val="24"/>
@@ -1169,10 +1155,10 @@
             <w:tcW w:w="6948" w:type="dxa"/>
             <w:gridSpan w:val="7"/>
             <w:tcBorders>
-              <w:top w:val="single" w:color="auto" w:sz="4" w:space="0"/>
+              <w:top w:val="single" w:sz="4" w:space="0" w:color="auto"/>
               <w:left w:val="nil"/>
-              <w:bottom w:val="single" w:color="auto" w:sz="4" w:space="0"/>
-              <w:right w:val="single" w:color="auto" w:sz="8" w:space="0"/>
+              <w:bottom w:val="single" w:sz="4" w:space="0" w:color="auto"/>
+              <w:right w:val="single" w:sz="8" w:space="0" w:color="auto"/>
             </w:tcBorders>
             <w:tcMar>
               <w:top w:w="0" w:type="dxa"/>
@@ -1196,11 +1182,27 @@
             </w:pPr>
             <w:r>
               <w:rPr>
-                <w:rFonts w:hint="eastAsia" w:asciiTheme="minorEastAsia" w:hAnsiTheme="minorEastAsia" w:eastAsiaTheme="minorEastAsia" w:cstheme="minorEastAsia"/>
-                <w:sz w:val="24"/>
-                <w:szCs w:val="24"/>
-              </w:rPr>
-              <w:t>{{引用条例}}</w:t>
+                <w:rFonts w:asciiTheme="minorEastAsia" w:eastAsiaTheme="minorEastAsia" w:hAnsiTheme="minorEastAsia" w:cstheme="minorEastAsia" w:hint="eastAsia"/>
+                <w:sz w:val="24"/>
+                <w:szCs w:val="24"/>
+              </w:rPr>
+              <w:t>{{</w:t>
+            </w:r>
+            <w:r>
+              <w:rPr>
+                <w:rFonts w:asciiTheme="minorEastAsia" w:eastAsiaTheme="minorEastAsia" w:hAnsiTheme="minorEastAsia" w:cstheme="minorEastAsia" w:hint="eastAsia"/>
+                <w:sz w:val="24"/>
+                <w:szCs w:val="24"/>
+              </w:rPr>
+              <w:t>引用条例</w:t>
+            </w:r>
+            <w:r>
+              <w:rPr>
+                <w:rFonts w:asciiTheme="minorEastAsia" w:eastAsiaTheme="minorEastAsia" w:hAnsiTheme="minorEastAsia" w:cstheme="minorEastAsia" w:hint="eastAsia"/>
+                <w:sz w:val="24"/>
+                <w:szCs w:val="24"/>
+              </w:rPr>
+              <w:t>}}</w:t>
             </w:r>
             <w:bookmarkStart w:id="0" w:name="_GoBack"/>
             <w:bookmarkEnd w:id="0"/>
@@ -1208,33 +1210,17 @@
         </w:tc>
       </w:tr>
       <w:tr>
-        <w:tblPrEx>
-          <w:tblBorders>
-            <w:top w:val="outset" w:color="auto" w:sz="6" w:space="0"/>
-            <w:left w:val="outset" w:color="auto" w:sz="6" w:space="0"/>
-            <w:bottom w:val="outset" w:color="auto" w:sz="6" w:space="0"/>
-            <w:right w:val="outset" w:color="auto" w:sz="6" w:space="0"/>
-            <w:insideH w:val="none" w:color="auto" w:sz="0" w:space="0"/>
-            <w:insideV w:val="none" w:color="auto" w:sz="0" w:space="0"/>
-          </w:tblBorders>
-          <w:tblCellMar>
-            <w:top w:w="0" w:type="dxa"/>
-            <w:left w:w="0" w:type="dxa"/>
-            <w:bottom w:w="0" w:type="dxa"/>
-            <w:right w:w="0" w:type="dxa"/>
-          </w:tblCellMar>
-        </w:tblPrEx>
         <w:trPr>
-          <w:trHeight w:val="621" w:hRule="atLeast"/>
+          <w:trHeight w:val="621"/>
         </w:trPr>
         <w:tc>
           <w:tcPr>
             <w:tcW w:w="1295" w:type="dxa"/>
-            <w:vMerge w:val="continue"/>
+            <w:vMerge/>
             <w:tcBorders>
-              <w:left w:val="single" w:color="auto" w:sz="8" w:space="0"/>
-              <w:bottom w:val="single" w:color="auto" w:sz="4" w:space="0"/>
-              <w:right w:val="single" w:color="auto" w:sz="8" w:space="0"/>
+              <w:left w:val="single" w:sz="8" w:space="0" w:color="auto"/>
+              <w:bottom w:val="single" w:sz="4" w:space="0" w:color="auto"/>
+              <w:right w:val="single" w:sz="8" w:space="0" w:color="auto"/>
             </w:tcBorders>
             <w:tcMar>
               <w:top w:w="0" w:type="dxa"/>
@@ -1263,10 +1249,10 @@
             <w:tcW w:w="8268" w:type="dxa"/>
             <w:gridSpan w:val="8"/>
             <w:tcBorders>
-              <w:top w:val="single" w:color="auto" w:sz="4" w:space="0"/>
+              <w:top w:val="single" w:sz="4" w:space="0" w:color="auto"/>
               <w:left w:val="nil"/>
-              <w:bottom w:val="single" w:color="auto" w:sz="4" w:space="0"/>
-              <w:right w:val="single" w:color="auto" w:sz="8" w:space="0"/>
+              <w:bottom w:val="single" w:sz="4" w:space="0" w:color="auto"/>
+              <w:right w:val="single" w:sz="8" w:space="0" w:color="auto"/>
             </w:tcBorders>
             <w:tcMar>
               <w:top w:w="0" w:type="dxa"/>
@@ -1290,44 +1276,82 @@
             </w:pPr>
             <w:r>
               <w:rPr>
-                <w:rFonts w:hint="eastAsia" w:ascii="宋体" w:cs="宋体"/>
-                <w:kern w:val="0"/>
-                <w:sz w:val="24"/>
-                <w:szCs w:val="24"/>
-              </w:rPr>
-              <w:t>经办人签名：                                        年    月    日</w:t>
+                <w:rFonts w:ascii="宋体" w:cs="宋体" w:hint="eastAsia"/>
+                <w:kern w:val="0"/>
+                <w:sz w:val="24"/>
+                <w:szCs w:val="24"/>
+              </w:rPr>
+              <w:t>经办人签名：</w:t>
+            </w:r>
+            <w:r>
+              <w:rPr>
+                <w:rFonts w:ascii="宋体" w:cs="宋体" w:hint="eastAsia"/>
+                <w:kern w:val="0"/>
+                <w:sz w:val="24"/>
+                <w:szCs w:val="24"/>
+              </w:rPr>
+              <w:t xml:space="preserve">                                        </w:t>
+            </w:r>
+            <w:r>
+              <w:rPr>
+                <w:rFonts w:ascii="宋体" w:cs="宋体" w:hint="eastAsia"/>
+                <w:kern w:val="0"/>
+                <w:sz w:val="24"/>
+                <w:szCs w:val="24"/>
+              </w:rPr>
+              <w:t>年</w:t>
+            </w:r>
+            <w:r>
+              <w:rPr>
+                <w:rFonts w:ascii="宋体" w:cs="宋体" w:hint="eastAsia"/>
+                <w:kern w:val="0"/>
+                <w:sz w:val="24"/>
+                <w:szCs w:val="24"/>
+              </w:rPr>
+              <w:t xml:space="preserve">    </w:t>
+            </w:r>
+            <w:r>
+              <w:rPr>
+                <w:rFonts w:ascii="宋体" w:cs="宋体" w:hint="eastAsia"/>
+                <w:kern w:val="0"/>
+                <w:sz w:val="24"/>
+                <w:szCs w:val="24"/>
+              </w:rPr>
+              <w:t>月</w:t>
+            </w:r>
+            <w:r>
+              <w:rPr>
+                <w:rFonts w:ascii="宋体" w:cs="宋体" w:hint="eastAsia"/>
+                <w:kern w:val="0"/>
+                <w:sz w:val="24"/>
+                <w:szCs w:val="24"/>
+              </w:rPr>
+              <w:t xml:space="preserve">    </w:t>
+            </w:r>
+            <w:r>
+              <w:rPr>
+                <w:rFonts w:ascii="宋体" w:cs="宋体" w:hint="eastAsia"/>
+                <w:kern w:val="0"/>
+                <w:sz w:val="24"/>
+                <w:szCs w:val="24"/>
+              </w:rPr>
+              <w:t>日</w:t>
             </w:r>
           </w:p>
         </w:tc>
       </w:tr>
       <w:tr>
-        <w:tblPrEx>
-          <w:tblBorders>
-            <w:top w:val="outset" w:color="auto" w:sz="6" w:space="0"/>
-            <w:left w:val="outset" w:color="auto" w:sz="6" w:space="0"/>
-            <w:bottom w:val="outset" w:color="auto" w:sz="6" w:space="0"/>
-            <w:right w:val="outset" w:color="auto" w:sz="6" w:space="0"/>
-            <w:insideH w:val="none" w:color="auto" w:sz="0" w:space="0"/>
-            <w:insideV w:val="none" w:color="auto" w:sz="0" w:space="0"/>
-          </w:tblBorders>
-          <w:tblCellMar>
-            <w:top w:w="0" w:type="dxa"/>
-            <w:left w:w="0" w:type="dxa"/>
-            <w:bottom w:w="0" w:type="dxa"/>
-            <w:right w:w="0" w:type="dxa"/>
-          </w:tblCellMar>
-        </w:tblPrEx>
         <w:trPr>
-          <w:trHeight w:val="1588" w:hRule="atLeast"/>
+          <w:trHeight w:val="1588"/>
         </w:trPr>
         <w:tc>
           <w:tcPr>
             <w:tcW w:w="1295" w:type="dxa"/>
             <w:tcBorders>
-              <w:top w:val="single" w:color="auto" w:sz="4" w:space="0"/>
-              <w:left w:val="single" w:color="auto" w:sz="8" w:space="0"/>
-              <w:bottom w:val="single" w:color="auto" w:sz="4" w:space="0"/>
-              <w:right w:val="single" w:color="auto" w:sz="8" w:space="0"/>
+              <w:top w:val="single" w:sz="4" w:space="0" w:color="auto"/>
+              <w:left w:val="single" w:sz="8" w:space="0" w:color="auto"/>
+              <w:bottom w:val="single" w:sz="4" w:space="0" w:color="auto"/>
+              <w:right w:val="single" w:sz="8" w:space="0" w:color="auto"/>
             </w:tcBorders>
             <w:tcMar>
               <w:top w:w="0" w:type="dxa"/>
@@ -1351,7 +1375,7 @@
             </w:pPr>
             <w:r>
               <w:rPr>
-                <w:rFonts w:hint="eastAsia" w:ascii="宋体" w:hAnsi="宋体" w:cs="宋体"/>
+                <w:rFonts w:ascii="宋体" w:hAnsi="宋体" w:cs="宋体" w:hint="eastAsia"/>
                 <w:kern w:val="0"/>
                 <w:sz w:val="24"/>
                 <w:szCs w:val="24"/>
@@ -1373,7 +1397,7 @@
             </w:pPr>
             <w:r>
               <w:rPr>
-                <w:rFonts w:hint="eastAsia" w:ascii="宋体" w:hAnsi="宋体" w:cs="宋体"/>
+                <w:rFonts w:ascii="宋体" w:hAnsi="宋体" w:cs="宋体" w:hint="eastAsia"/>
                 <w:kern w:val="0"/>
                 <w:sz w:val="24"/>
                 <w:szCs w:val="24"/>
@@ -1387,10 +1411,10 @@
             <w:tcW w:w="3555" w:type="dxa"/>
             <w:gridSpan w:val="4"/>
             <w:tcBorders>
-              <w:top w:val="single" w:color="auto" w:sz="4" w:space="0"/>
+              <w:top w:val="single" w:sz="4" w:space="0" w:color="auto"/>
               <w:left w:val="nil"/>
-              <w:bottom w:val="single" w:color="auto" w:sz="4" w:space="0"/>
-              <w:right w:val="single" w:color="auto" w:sz="4" w:space="0"/>
+              <w:bottom w:val="single" w:sz="4" w:space="0" w:color="auto"/>
+              <w:right w:val="single" w:sz="4" w:space="0" w:color="auto"/>
             </w:tcBorders>
             <w:tcMar>
               <w:top w:w="0" w:type="dxa"/>
@@ -1419,10 +1443,10 @@
             <w:tcW w:w="1320" w:type="dxa"/>
             <w:gridSpan w:val="2"/>
             <w:tcBorders>
-              <w:top w:val="single" w:color="auto" w:sz="4" w:space="0"/>
-              <w:left w:val="single" w:color="auto" w:sz="4" w:space="0"/>
-              <w:bottom w:val="single" w:color="auto" w:sz="4" w:space="0"/>
-              <w:right w:val="single" w:color="auto" w:sz="4" w:space="0"/>
+              <w:top w:val="single" w:sz="4" w:space="0" w:color="auto"/>
+              <w:left w:val="single" w:sz="4" w:space="0" w:color="auto"/>
+              <w:bottom w:val="single" w:sz="4" w:space="0" w:color="auto"/>
+              <w:right w:val="single" w:sz="4" w:space="0" w:color="auto"/>
             </w:tcBorders>
             <w:tcMar>
               <w:top w:w="0" w:type="dxa"/>
@@ -1446,7 +1470,7 @@
             </w:pPr>
             <w:r>
               <w:rPr>
-                <w:rFonts w:hint="eastAsia" w:ascii="宋体" w:cs="宋体"/>
+                <w:rFonts w:ascii="宋体" w:cs="宋体" w:hint="eastAsia"/>
                 <w:kern w:val="0"/>
                 <w:sz w:val="24"/>
                 <w:szCs w:val="24"/>
@@ -1468,7 +1492,7 @@
             </w:pPr>
             <w:r>
               <w:rPr>
-                <w:rFonts w:hint="eastAsia" w:ascii="宋体" w:cs="宋体"/>
+                <w:rFonts w:ascii="宋体" w:cs="宋体" w:hint="eastAsia"/>
                 <w:kern w:val="0"/>
                 <w:sz w:val="24"/>
                 <w:szCs w:val="24"/>
@@ -1482,10 +1506,10 @@
             <w:tcW w:w="3393" w:type="dxa"/>
             <w:gridSpan w:val="2"/>
             <w:tcBorders>
-              <w:top w:val="single" w:color="auto" w:sz="4" w:space="0"/>
-              <w:left w:val="single" w:color="auto" w:sz="4" w:space="0"/>
-              <w:bottom w:val="single" w:color="auto" w:sz="4" w:space="0"/>
-              <w:right w:val="single" w:color="auto" w:sz="8" w:space="0"/>
+              <w:top w:val="single" w:sz="4" w:space="0" w:color="auto"/>
+              <w:left w:val="single" w:sz="4" w:space="0" w:color="auto"/>
+              <w:bottom w:val="single" w:sz="4" w:space="0" w:color="auto"/>
+              <w:right w:val="single" w:sz="8" w:space="0" w:color="auto"/>
             </w:tcBorders>
             <w:tcMar>
               <w:top w:w="0" w:type="dxa"/>
@@ -1511,33 +1535,17 @@
         </w:tc>
       </w:tr>
       <w:tr>
-        <w:tblPrEx>
-          <w:tblBorders>
-            <w:top w:val="outset" w:color="auto" w:sz="6" w:space="0"/>
-            <w:left w:val="outset" w:color="auto" w:sz="6" w:space="0"/>
-            <w:bottom w:val="outset" w:color="auto" w:sz="6" w:space="0"/>
-            <w:right w:val="outset" w:color="auto" w:sz="6" w:space="0"/>
-            <w:insideH w:val="none" w:color="auto" w:sz="0" w:space="0"/>
-            <w:insideV w:val="none" w:color="auto" w:sz="0" w:space="0"/>
-          </w:tblBorders>
-          <w:tblCellMar>
-            <w:top w:w="0" w:type="dxa"/>
-            <w:left w:w="0" w:type="dxa"/>
-            <w:bottom w:w="0" w:type="dxa"/>
-            <w:right w:w="0" w:type="dxa"/>
-          </w:tblCellMar>
-        </w:tblPrEx>
         <w:trPr>
-          <w:trHeight w:val="1688" w:hRule="atLeast"/>
+          <w:trHeight w:val="1688"/>
         </w:trPr>
         <w:tc>
           <w:tcPr>
             <w:tcW w:w="1295" w:type="dxa"/>
             <w:tcBorders>
-              <w:top w:val="single" w:color="auto" w:sz="4" w:space="0"/>
-              <w:left w:val="single" w:color="auto" w:sz="8" w:space="0"/>
-              <w:bottom w:val="single" w:color="auto" w:sz="8" w:space="0"/>
-              <w:right w:val="single" w:color="auto" w:sz="4" w:space="0"/>
+              <w:top w:val="single" w:sz="4" w:space="0" w:color="auto"/>
+              <w:left w:val="single" w:sz="8" w:space="0" w:color="auto"/>
+              <w:bottom w:val="single" w:sz="8" w:space="0" w:color="auto"/>
+              <w:right w:val="single" w:sz="4" w:space="0" w:color="auto"/>
             </w:tcBorders>
             <w:tcMar>
               <w:top w:w="0" w:type="dxa"/>
@@ -1561,7 +1569,7 @@
             </w:pPr>
             <w:r>
               <w:rPr>
-                <w:rFonts w:hint="eastAsia" w:ascii="宋体" w:cs="宋体"/>
+                <w:rFonts w:ascii="宋体" w:cs="宋体" w:hint="eastAsia"/>
                 <w:kern w:val="0"/>
                 <w:sz w:val="24"/>
                 <w:szCs w:val="24"/>
@@ -1583,7 +1591,7 @@
             </w:pPr>
             <w:r>
               <w:rPr>
-                <w:rFonts w:hint="eastAsia" w:ascii="宋体" w:cs="宋体"/>
+                <w:rFonts w:ascii="宋体" w:cs="宋体" w:hint="eastAsia"/>
                 <w:kern w:val="0"/>
                 <w:sz w:val="24"/>
                 <w:szCs w:val="24"/>
@@ -1597,10 +1605,10 @@
             <w:tcW w:w="3555" w:type="dxa"/>
             <w:gridSpan w:val="4"/>
             <w:tcBorders>
-              <w:top w:val="single" w:color="auto" w:sz="4" w:space="0"/>
-              <w:left w:val="single" w:color="auto" w:sz="4" w:space="0"/>
-              <w:bottom w:val="single" w:color="auto" w:sz="8" w:space="0"/>
-              <w:right w:val="single" w:color="auto" w:sz="4" w:space="0"/>
+              <w:top w:val="single" w:sz="4" w:space="0" w:color="auto"/>
+              <w:left w:val="single" w:sz="4" w:space="0" w:color="auto"/>
+              <w:bottom w:val="single" w:sz="8" w:space="0" w:color="auto"/>
+              <w:right w:val="single" w:sz="4" w:space="0" w:color="auto"/>
             </w:tcBorders>
             <w:tcMar>
               <w:top w:w="0" w:type="dxa"/>
@@ -1629,10 +1637,10 @@
             <w:tcW w:w="1320" w:type="dxa"/>
             <w:gridSpan w:val="2"/>
             <w:tcBorders>
-              <w:top w:val="single" w:color="auto" w:sz="4" w:space="0"/>
-              <w:left w:val="single" w:color="auto" w:sz="4" w:space="0"/>
-              <w:bottom w:val="single" w:color="auto" w:sz="8" w:space="0"/>
-              <w:right w:val="single" w:color="auto" w:sz="4" w:space="0"/>
+              <w:top w:val="single" w:sz="4" w:space="0" w:color="auto"/>
+              <w:left w:val="single" w:sz="4" w:space="0" w:color="auto"/>
+              <w:bottom w:val="single" w:sz="8" w:space="0" w:color="auto"/>
+              <w:right w:val="single" w:sz="4" w:space="0" w:color="auto"/>
             </w:tcBorders>
             <w:tcMar>
               <w:top w:w="0" w:type="dxa"/>
@@ -1656,7 +1664,7 @@
             </w:pPr>
             <w:r>
               <w:rPr>
-                <w:rFonts w:hint="eastAsia" w:ascii="宋体" w:cs="宋体"/>
+                <w:rFonts w:ascii="宋体" w:cs="宋体" w:hint="eastAsia"/>
                 <w:kern w:val="0"/>
                 <w:sz w:val="24"/>
                 <w:szCs w:val="24"/>
@@ -1678,7 +1686,7 @@
             </w:pPr>
             <w:r>
               <w:rPr>
-                <w:rFonts w:hint="eastAsia" w:ascii="宋体" w:cs="宋体"/>
+                <w:rFonts w:ascii="宋体" w:cs="宋体" w:hint="eastAsia"/>
                 <w:kern w:val="0"/>
                 <w:sz w:val="24"/>
                 <w:szCs w:val="24"/>
@@ -1692,10 +1700,10 @@
             <w:tcW w:w="3393" w:type="dxa"/>
             <w:gridSpan w:val="2"/>
             <w:tcBorders>
-              <w:top w:val="single" w:color="auto" w:sz="4" w:space="0"/>
-              <w:left w:val="single" w:color="auto" w:sz="4" w:space="0"/>
-              <w:bottom w:val="single" w:color="auto" w:sz="8" w:space="0"/>
-              <w:right w:val="single" w:color="auto" w:sz="8" w:space="0"/>
+              <w:top w:val="single" w:sz="4" w:space="0" w:color="auto"/>
+              <w:left w:val="single" w:sz="4" w:space="0" w:color="auto"/>
+              <w:bottom w:val="single" w:sz="8" w:space="0" w:color="auto"/>
+              <w:right w:val="single" w:sz="8" w:space="0" w:color="auto"/>
             </w:tcBorders>
             <w:tcMar>
               <w:top w:w="0" w:type="dxa"/>
@@ -1765,319 +1773,266 @@
     <w:sectPr>
       <w:pgSz w:w="11906" w:h="16838"/>
       <w:pgMar w:top="1418" w:right="1361" w:bottom="1418" w:left="1361" w:header="851" w:footer="992" w:gutter="0"/>
-      <w:cols w:space="425" w:num="1"/>
-      <w:docGrid w:type="lines" w:linePitch="312" w:charSpace="0"/>
+      <w:cols w:space="425"/>
+      <w:docGrid w:type="lines" w:linePitch="312"/>
     </w:sectPr>
   </w:body>
 </w:document>
 </file>
 
+<file path=word/endnotes.xml><?xml version="1.0" encoding="utf-8"?>
+<w:endnotes xmlns:ve="http://schemas.openxmlformats.org/markup-compatibility/2006" xmlns:o="urn:schemas-microsoft-com:office:office" xmlns:r="http://schemas.openxmlformats.org/officeDocument/2006/relationships" xmlns:m="http://schemas.openxmlformats.org/officeDocument/2006/math" xmlns:v="urn:schemas-microsoft-com:vml" xmlns:wp="http://schemas.openxmlformats.org/drawingml/2006/wordprocessingDrawing" xmlns:w10="urn:schemas-microsoft-com:office:word" xmlns:w="http://schemas.openxmlformats.org/wordprocessingml/2006/main" xmlns:wne="http://schemas.microsoft.com/office/word/2006/wordml">
+  <w:endnote w:type="separator" w:id="-1">
+    <w:p>
+      <w:r>
+        <w:separator/>
+      </w:r>
+    </w:p>
+  </w:endnote>
+  <w:endnote w:type="continuationSeparator" w:id="0">
+    <w:p>
+      <w:r>
+        <w:continuationSeparator/>
+      </w:r>
+    </w:p>
+  </w:endnote>
+</w:endnotes>
+</file>
+
+<file path=word/footnotes.xml><?xml version="1.0" encoding="utf-8"?>
+<w:footnotes xmlns:ve="http://schemas.openxmlformats.org/markup-compatibility/2006" xmlns:o="urn:schemas-microsoft-com:office:office" xmlns:r="http://schemas.openxmlformats.org/officeDocument/2006/relationships" xmlns:m="http://schemas.openxmlformats.org/officeDocument/2006/math" xmlns:v="urn:schemas-microsoft-com:vml" xmlns:wp="http://schemas.openxmlformats.org/drawingml/2006/wordprocessingDrawing" xmlns:w10="urn:schemas-microsoft-com:office:word" xmlns:w="http://schemas.openxmlformats.org/wordprocessingml/2006/main" xmlns:wne="http://schemas.microsoft.com/office/word/2006/wordml">
+  <w:footnote w:type="separator" w:id="-1">
+    <w:p>
+      <w:r>
+        <w:separator/>
+      </w:r>
+    </w:p>
+  </w:footnote>
+  <w:footnote w:type="continuationSeparator" w:id="0">
+    <w:p>
+      <w:r>
+        <w:continuationSeparator/>
+      </w:r>
+    </w:p>
+  </w:footnote>
+</w:footnotes>
+</file>
+
 <file path=word/styles.xml><?xml version="1.0" encoding="utf-8"?>
-<w:styles xmlns:mc="http://schemas.openxmlformats.org/markup-compatibility/2006" xmlns:o="urn:schemas-microsoft-com:office:office" xmlns:r="http://schemas.openxmlformats.org/officeDocument/2006/relationships" xmlns:m="http://schemas.openxmlformats.org/officeDocument/2006/math" xmlns:v="urn:schemas-microsoft-com:vml" xmlns:w="http://schemas.openxmlformats.org/wordprocessingml/2006/main" xmlns:w14="http://schemas.microsoft.com/office/word/2010/wordml" xmlns:w10="urn:schemas-microsoft-com:office:word" xmlns:sl="http://schemas.openxmlformats.org/schemaLibrary/2006/main" xmlns:wpsCustomData="http://www.wps.cn/officeDocument/2013/wpsCustomData" mc:Ignorable="w14">
+<w:styles xmlns:r="http://schemas.openxmlformats.org/officeDocument/2006/relationships" xmlns:w="http://schemas.openxmlformats.org/wordprocessingml/2006/main">
   <w:docDefaults>
     <w:rPrDefault>
       <w:rPr>
-        <w:rFonts w:ascii="Times New Roman" w:hAnsi="Times New Roman" w:eastAsia="宋体" w:cs="Times New Roman"/>
+        <w:rFonts w:ascii="Times New Roman" w:eastAsia="宋体" w:hAnsi="Times New Roman" w:cs="Times New Roman"/>
+        <w:lang w:val="en-US" w:eastAsia="zh-CN" w:bidi="ar-SA"/>
       </w:rPr>
     </w:rPrDefault>
     <w:pPrDefault/>
   </w:docDefaults>
-  <w:latentStyles w:count="260" w:defQFormat="0" w:defUnhideWhenUsed="1" w:defSemiHidden="1" w:defUIPriority="99" w:defLockedState="0">
-    <w:lsdException w:qFormat="1" w:unhideWhenUsed="0" w:uiPriority="0" w:semiHidden="0" w:name="Normal"/>
-    <w:lsdException w:qFormat="1" w:unhideWhenUsed="0" w:uiPriority="99" w:semiHidden="0" w:name="heading 1"/>
-    <w:lsdException w:qFormat="1" w:unhideWhenUsed="0" w:uiPriority="99" w:semiHidden="0" w:name="heading 2"/>
-    <w:lsdException w:qFormat="1" w:unhideWhenUsed="0" w:uiPriority="99" w:semiHidden="0" w:name="heading 3"/>
-    <w:lsdException w:qFormat="1" w:unhideWhenUsed="0" w:uiPriority="99" w:semiHidden="0" w:name="heading 4"/>
-    <w:lsdException w:qFormat="1" w:unhideWhenUsed="0" w:uiPriority="99" w:semiHidden="0" w:name="heading 5"/>
-    <w:lsdException w:qFormat="1" w:unhideWhenUsed="0" w:uiPriority="99" w:semiHidden="0" w:name="heading 6"/>
-    <w:lsdException w:qFormat="1" w:uiPriority="0" w:name="heading 7" w:locked="1"/>
-    <w:lsdException w:qFormat="1" w:uiPriority="0" w:name="heading 8" w:locked="1"/>
-    <w:lsdException w:qFormat="1" w:uiPriority="0" w:name="heading 9" w:locked="1"/>
-    <w:lsdException w:uiPriority="99" w:name="index 1"/>
-    <w:lsdException w:uiPriority="99" w:name="index 2"/>
-    <w:lsdException w:uiPriority="99" w:name="index 3"/>
-    <w:lsdException w:uiPriority="99" w:name="index 4"/>
-    <w:lsdException w:uiPriority="99" w:name="index 5"/>
-    <w:lsdException w:uiPriority="99" w:name="index 6"/>
-    <w:lsdException w:uiPriority="99" w:name="index 7"/>
-    <w:lsdException w:uiPriority="99" w:name="index 8"/>
-    <w:lsdException w:uiPriority="99" w:name="index 9"/>
-    <w:lsdException w:unhideWhenUsed="0" w:uiPriority="0" w:semiHidden="0" w:name="toc 1" w:locked="1"/>
-    <w:lsdException w:unhideWhenUsed="0" w:uiPriority="0" w:semiHidden="0" w:name="toc 2" w:locked="1"/>
-    <w:lsdException w:unhideWhenUsed="0" w:uiPriority="0" w:semiHidden="0" w:name="toc 3" w:locked="1"/>
-    <w:lsdException w:unhideWhenUsed="0" w:uiPriority="0" w:semiHidden="0" w:name="toc 4" w:locked="1"/>
-    <w:lsdException w:unhideWhenUsed="0" w:uiPriority="0" w:semiHidden="0" w:name="toc 5" w:locked="1"/>
-    <w:lsdException w:unhideWhenUsed="0" w:uiPriority="0" w:semiHidden="0" w:name="toc 6" w:locked="1"/>
-    <w:lsdException w:unhideWhenUsed="0" w:uiPriority="0" w:semiHidden="0" w:name="toc 7" w:locked="1"/>
-    <w:lsdException w:unhideWhenUsed="0" w:uiPriority="0" w:semiHidden="0" w:name="toc 8" w:locked="1"/>
-    <w:lsdException w:unhideWhenUsed="0" w:uiPriority="0" w:semiHidden="0" w:name="toc 9" w:locked="1"/>
-    <w:lsdException w:uiPriority="99" w:name="Normal Indent"/>
-    <w:lsdException w:uiPriority="99" w:name="footnote text"/>
-    <w:lsdException w:uiPriority="99" w:name="annotation text"/>
-    <w:lsdException w:qFormat="1" w:uiPriority="99" w:semiHidden="0" w:name="header"/>
-    <w:lsdException w:qFormat="1" w:uiPriority="99" w:semiHidden="0" w:name="footer"/>
-    <w:lsdException w:uiPriority="99" w:name="index heading"/>
-    <w:lsdException w:qFormat="1" w:uiPriority="0" w:name="caption" w:locked="1"/>
-    <w:lsdException w:uiPriority="99" w:name="table of figures"/>
-    <w:lsdException w:uiPriority="99" w:name="envelope address"/>
-    <w:lsdException w:uiPriority="99" w:name="envelope return"/>
-    <w:lsdException w:uiPriority="99" w:name="footnote reference"/>
-    <w:lsdException w:uiPriority="99" w:name="annotation reference"/>
-    <w:lsdException w:uiPriority="99" w:name="line number"/>
-    <w:lsdException w:uiPriority="99" w:name="page number"/>
-    <w:lsdException w:uiPriority="99" w:name="endnote reference"/>
-    <w:lsdException w:uiPriority="99" w:name="endnote text"/>
-    <w:lsdException w:uiPriority="99" w:name="table of authorities"/>
-    <w:lsdException w:uiPriority="99" w:name="macro"/>
-    <w:lsdException w:uiPriority="99" w:name="toa heading"/>
-    <w:lsdException w:uiPriority="99" w:name="List"/>
-    <w:lsdException w:uiPriority="99" w:name="List Bullet"/>
-    <w:lsdException w:uiPriority="99" w:name="List Number"/>
-    <w:lsdException w:uiPriority="99" w:name="List 2"/>
-    <w:lsdException w:uiPriority="99" w:name="List 3"/>
-    <w:lsdException w:uiPriority="99" w:name="List 4"/>
-    <w:lsdException w:uiPriority="99" w:name="List 5"/>
-    <w:lsdException w:uiPriority="99" w:name="List Bullet 2"/>
-    <w:lsdException w:uiPriority="99" w:name="List Bullet 3"/>
-    <w:lsdException w:uiPriority="99" w:name="List Bullet 4"/>
-    <w:lsdException w:uiPriority="99" w:name="List Bullet 5"/>
-    <w:lsdException w:uiPriority="99" w:name="List Number 2"/>
-    <w:lsdException w:uiPriority="99" w:name="List Number 3"/>
-    <w:lsdException w:uiPriority="99" w:name="List Number 4"/>
-    <w:lsdException w:uiPriority="99" w:name="List Number 5"/>
-    <w:lsdException w:qFormat="1" w:unhideWhenUsed="0" w:uiPriority="0" w:semiHidden="0" w:name="Title" w:locked="1"/>
-    <w:lsdException w:uiPriority="99" w:name="Closing"/>
-    <w:lsdException w:uiPriority="99" w:name="Signature"/>
-    <w:lsdException w:uiPriority="1" w:name="Default Paragraph Font"/>
-    <w:lsdException w:uiPriority="99" w:name="Body Text"/>
-    <w:lsdException w:uiPriority="99" w:name="Body Text Indent"/>
-    <w:lsdException w:uiPriority="99" w:name="List Continue"/>
-    <w:lsdException w:uiPriority="99" w:name="List Continue 2"/>
-    <w:lsdException w:uiPriority="99" w:name="List Continue 3"/>
-    <w:lsdException w:uiPriority="99" w:name="List Continue 4"/>
-    <w:lsdException w:uiPriority="99" w:name="List Continue 5"/>
-    <w:lsdException w:uiPriority="99" w:name="Message Header"/>
-    <w:lsdException w:qFormat="1" w:unhideWhenUsed="0" w:uiPriority="0" w:semiHidden="0" w:name="Subtitle" w:locked="1"/>
-    <w:lsdException w:uiPriority="99" w:name="Salutation"/>
-    <w:lsdException w:uiPriority="99" w:name="Date"/>
-    <w:lsdException w:uiPriority="99" w:name="Body Text First Indent"/>
-    <w:lsdException w:uiPriority="99" w:name="Body Text First Indent 2"/>
-    <w:lsdException w:uiPriority="99" w:name="Note Heading"/>
-    <w:lsdException w:uiPriority="99" w:name="Body Text 2"/>
-    <w:lsdException w:uiPriority="99" w:name="Body Text 3"/>
-    <w:lsdException w:uiPriority="99" w:name="Body Text Indent 2"/>
-    <w:lsdException w:uiPriority="99" w:name="Body Text Indent 3"/>
-    <w:lsdException w:uiPriority="99" w:name="Block Text"/>
-    <w:lsdException w:uiPriority="99" w:name="Hyperlink"/>
-    <w:lsdException w:uiPriority="99" w:name="FollowedHyperlink"/>
-    <w:lsdException w:qFormat="1" w:unhideWhenUsed="0" w:uiPriority="0" w:semiHidden="0" w:name="Strong" w:locked="1"/>
-    <w:lsdException w:qFormat="1" w:unhideWhenUsed="0" w:uiPriority="0" w:semiHidden="0" w:name="Emphasis" w:locked="1"/>
-    <w:lsdException w:uiPriority="99" w:name="Document Map"/>
-    <w:lsdException w:uiPriority="99" w:name="Plain Text"/>
-    <w:lsdException w:uiPriority="99" w:name="E-mail Signature"/>
-    <w:lsdException w:uiPriority="99" w:name="Normal (Web)"/>
-    <w:lsdException w:uiPriority="99" w:name="HTML Acronym"/>
-    <w:lsdException w:uiPriority="99" w:name="HTML Address"/>
-    <w:lsdException w:uiPriority="99" w:name="HTML Cite"/>
-    <w:lsdException w:uiPriority="99" w:name="HTML Code"/>
-    <w:lsdException w:uiPriority="99" w:name="HTML Definition"/>
-    <w:lsdException w:uiPriority="99" w:name="HTML Keyboard"/>
-    <w:lsdException w:uiPriority="99" w:name="HTML Preformatted"/>
-    <w:lsdException w:uiPriority="99" w:name="HTML Sample"/>
-    <w:lsdException w:uiPriority="99" w:name="HTML Typewriter"/>
-    <w:lsdException w:uiPriority="99" w:name="HTML Variable"/>
-    <w:lsdException w:qFormat="1" w:uiPriority="99" w:name="Normal Table"/>
-    <w:lsdException w:uiPriority="99" w:name="annotation subject"/>
-    <w:lsdException w:uiPriority="99" w:name="Table Simple 1"/>
-    <w:lsdException w:uiPriority="99" w:name="Table Simple 2"/>
-    <w:lsdException w:uiPriority="99" w:name="Table Simple 3"/>
-    <w:lsdException w:uiPriority="99" w:name="Table Classic 1"/>
-    <w:lsdException w:uiPriority="99" w:name="Table Classic 2"/>
-    <w:lsdException w:uiPriority="99" w:name="Table Classic 3"/>
-    <w:lsdException w:uiPriority="99" w:name="Table Classic 4"/>
-    <w:lsdException w:uiPriority="99" w:name="Table Colorful 1"/>
-    <w:lsdException w:uiPriority="99" w:name="Table Colorful 2"/>
-    <w:lsdException w:uiPriority="99" w:name="Table Colorful 3"/>
-    <w:lsdException w:uiPriority="99" w:name="Table Columns 1"/>
-    <w:lsdException w:uiPriority="99" w:name="Table Columns 2"/>
-    <w:lsdException w:uiPriority="99" w:name="Table Columns 3"/>
-    <w:lsdException w:uiPriority="99" w:name="Table Columns 4"/>
-    <w:lsdException w:uiPriority="99" w:name="Table Columns 5"/>
-    <w:lsdException w:uiPriority="99" w:name="Table Grid 1"/>
-    <w:lsdException w:uiPriority="99" w:name="Table Grid 2"/>
-    <w:lsdException w:uiPriority="99" w:name="Table Grid 3"/>
-    <w:lsdException w:uiPriority="99" w:name="Table Grid 4"/>
-    <w:lsdException w:uiPriority="99" w:name="Table Grid 5"/>
-    <w:lsdException w:uiPriority="99" w:name="Table Grid 6"/>
-    <w:lsdException w:uiPriority="99" w:name="Table Grid 7"/>
-    <w:lsdException w:uiPriority="99" w:name="Table Grid 8"/>
-    <w:lsdException w:uiPriority="99" w:name="Table List 1"/>
-    <w:lsdException w:uiPriority="99" w:name="Table List 2"/>
-    <w:lsdException w:uiPriority="99" w:name="Table List 3"/>
-    <w:lsdException w:uiPriority="99" w:name="Table List 4"/>
-    <w:lsdException w:uiPriority="99" w:name="Table List 5"/>
-    <w:lsdException w:uiPriority="99" w:name="Table List 6"/>
-    <w:lsdException w:uiPriority="99" w:name="Table List 7"/>
-    <w:lsdException w:uiPriority="99" w:name="Table List 8"/>
-    <w:lsdException w:uiPriority="99" w:name="Table 3D effects 1"/>
-    <w:lsdException w:uiPriority="99" w:name="Table 3D effects 2"/>
-    <w:lsdException w:uiPriority="99" w:name="Table 3D effects 3"/>
-    <w:lsdException w:uiPriority="99" w:name="Table Contemporary"/>
-    <w:lsdException w:uiPriority="99" w:name="Table Elegant"/>
-    <w:lsdException w:uiPriority="99" w:name="Table Professional"/>
-    <w:lsdException w:uiPriority="99" w:name="Table Subtle 1"/>
-    <w:lsdException w:uiPriority="99" w:name="Table Subtle 2"/>
-    <w:lsdException w:uiPriority="99" w:name="Table Web 1"/>
-    <w:lsdException w:uiPriority="99" w:name="Table Web 2"/>
-    <w:lsdException w:uiPriority="99" w:name="Table Web 3"/>
-    <w:lsdException w:qFormat="1" w:uiPriority="99" w:name="Balloon Text"/>
-    <w:lsdException w:unhideWhenUsed="0" w:uiPriority="0" w:semiHidden="0" w:name="Table Grid" w:locked="1"/>
-    <w:lsdException w:uiPriority="99" w:name="Table Theme"/>
-    <w:lsdException w:unhideWhenUsed="0" w:uiPriority="60" w:semiHidden="0" w:name="Light Shading"/>
-    <w:lsdException w:unhideWhenUsed="0" w:uiPriority="61" w:semiHidden="0" w:name="Light List"/>
-    <w:lsdException w:unhideWhenUsed="0" w:uiPriority="62" w:semiHidden="0" w:name="Light Grid"/>
-    <w:lsdException w:unhideWhenUsed="0" w:uiPriority="63" w:semiHidden="0" w:name="Medium Shading 1"/>
-    <w:lsdException w:unhideWhenUsed="0" w:uiPriority="64" w:semiHidden="0" w:name="Medium Shading 2"/>
-    <w:lsdException w:unhideWhenUsed="0" w:uiPriority="65" w:semiHidden="0" w:name="Medium List 1"/>
-    <w:lsdException w:unhideWhenUsed="0" w:uiPriority="66" w:semiHidden="0" w:name="Medium List 2"/>
-    <w:lsdException w:unhideWhenUsed="0" w:uiPriority="67" w:semiHidden="0" w:name="Medium Grid 1"/>
-    <w:lsdException w:unhideWhenUsed="0" w:uiPriority="68" w:semiHidden="0" w:name="Medium Grid 2"/>
-    <w:lsdException w:unhideWhenUsed="0" w:uiPriority="69" w:semiHidden="0" w:name="Medium Grid 3"/>
-    <w:lsdException w:unhideWhenUsed="0" w:uiPriority="70" w:semiHidden="0" w:name="Dark List"/>
-    <w:lsdException w:unhideWhenUsed="0" w:uiPriority="71" w:semiHidden="0" w:name="Colorful Shading"/>
-    <w:lsdException w:unhideWhenUsed="0" w:uiPriority="72" w:semiHidden="0" w:name="Colorful List"/>
-    <w:lsdException w:unhideWhenUsed="0" w:uiPriority="73" w:semiHidden="0" w:name="Colorful Grid"/>
-    <w:lsdException w:unhideWhenUsed="0" w:uiPriority="60" w:semiHidden="0" w:name="Light Shading Accent 1"/>
-    <w:lsdException w:unhideWhenUsed="0" w:uiPriority="61" w:semiHidden="0" w:name="Light List Accent 1"/>
-    <w:lsdException w:unhideWhenUsed="0" w:uiPriority="62" w:semiHidden="0" w:name="Light Grid Accent 1"/>
-    <w:lsdException w:unhideWhenUsed="0" w:uiPriority="63" w:semiHidden="0" w:name="Medium Shading 1 Accent 1"/>
-    <w:lsdException w:unhideWhenUsed="0" w:uiPriority="64" w:semiHidden="0" w:name="Medium Shading 2 Accent 1"/>
-    <w:lsdException w:unhideWhenUsed="0" w:uiPriority="65" w:semiHidden="0" w:name="Medium List 1 Accent 1"/>
-    <w:lsdException w:unhideWhenUsed="0" w:uiPriority="66" w:semiHidden="0" w:name="Medium List 2 Accent 1"/>
-    <w:lsdException w:unhideWhenUsed="0" w:uiPriority="67" w:semiHidden="0" w:name="Medium Grid 1 Accent 1"/>
-    <w:lsdException w:unhideWhenUsed="0" w:uiPriority="68" w:semiHidden="0" w:name="Medium Grid 2 Accent 1"/>
-    <w:lsdException w:unhideWhenUsed="0" w:uiPriority="69" w:semiHidden="0" w:name="Medium Grid 3 Accent 1"/>
-    <w:lsdException w:unhideWhenUsed="0" w:uiPriority="70" w:semiHidden="0" w:name="Dark List Accent 1"/>
-    <w:lsdException w:unhideWhenUsed="0" w:uiPriority="71" w:semiHidden="0" w:name="Colorful Shading Accent 1"/>
-    <w:lsdException w:unhideWhenUsed="0" w:uiPriority="72" w:semiHidden="0" w:name="Colorful List Accent 1"/>
-    <w:lsdException w:unhideWhenUsed="0" w:uiPriority="73" w:semiHidden="0" w:name="Colorful Grid Accent 1"/>
-    <w:lsdException w:unhideWhenUsed="0" w:uiPriority="60" w:semiHidden="0" w:name="Light Shading Accent 2"/>
-    <w:lsdException w:unhideWhenUsed="0" w:uiPriority="61" w:semiHidden="0" w:name="Light List Accent 2"/>
-    <w:lsdException w:unhideWhenUsed="0" w:uiPriority="62" w:semiHidden="0" w:name="Light Grid Accent 2"/>
-    <w:lsdException w:unhideWhenUsed="0" w:uiPriority="63" w:semiHidden="0" w:name="Medium Shading 1 Accent 2"/>
-    <w:lsdException w:unhideWhenUsed="0" w:uiPriority="64" w:semiHidden="0" w:name="Medium Shading 2 Accent 2"/>
-    <w:lsdException w:unhideWhenUsed="0" w:uiPriority="65" w:semiHidden="0" w:name="Medium List 1 Accent 2"/>
-    <w:lsdException w:unhideWhenUsed="0" w:uiPriority="66" w:semiHidden="0" w:name="Medium List 2 Accent 2"/>
-    <w:lsdException w:unhideWhenUsed="0" w:uiPriority="67" w:semiHidden="0" w:name="Medium Grid 1 Accent 2"/>
-    <w:lsdException w:unhideWhenUsed="0" w:uiPriority="68" w:semiHidden="0" w:name="Medium Grid 2 Accent 2"/>
-    <w:lsdException w:unhideWhenUsed="0" w:uiPriority="69" w:semiHidden="0" w:name="Medium Grid 3 Accent 2"/>
-    <w:lsdException w:unhideWhenUsed="0" w:uiPriority="70" w:semiHidden="0" w:name="Dark List Accent 2"/>
-    <w:lsdException w:unhideWhenUsed="0" w:uiPriority="71" w:semiHidden="0" w:name="Colorful Shading Accent 2"/>
-    <w:lsdException w:unhideWhenUsed="0" w:uiPriority="72" w:semiHidden="0" w:name="Colorful List Accent 2"/>
-    <w:lsdException w:unhideWhenUsed="0" w:uiPriority="73" w:semiHidden="0" w:name="Colorful Grid Accent 2"/>
-    <w:lsdException w:unhideWhenUsed="0" w:uiPriority="60" w:semiHidden="0" w:name="Light Shading Accent 3"/>
-    <w:lsdException w:unhideWhenUsed="0" w:uiPriority="61" w:semiHidden="0" w:name="Light List Accent 3"/>
-    <w:lsdException w:unhideWhenUsed="0" w:uiPriority="62" w:semiHidden="0" w:name="Light Grid Accent 3"/>
-    <w:lsdException w:unhideWhenUsed="0" w:uiPriority="63" w:semiHidden="0" w:name="Medium Shading 1 Accent 3"/>
-    <w:lsdException w:unhideWhenUsed="0" w:uiPriority="64" w:semiHidden="0" w:name="Medium Shading 2 Accent 3"/>
-    <w:lsdException w:unhideWhenUsed="0" w:uiPriority="65" w:semiHidden="0" w:name="Medium List 1 Accent 3"/>
-    <w:lsdException w:unhideWhenUsed="0" w:uiPriority="66" w:semiHidden="0" w:name="Medium List 2 Accent 3"/>
-    <w:lsdException w:unhideWhenUsed="0" w:uiPriority="67" w:semiHidden="0" w:name="Medium Grid 1 Accent 3"/>
-    <w:lsdException w:unhideWhenUsed="0" w:uiPriority="68" w:semiHidden="0" w:name="Medium Grid 2 Accent 3"/>
-    <w:lsdException w:unhideWhenUsed="0" w:uiPriority="69" w:semiHidden="0" w:name="Medium Grid 3 Accent 3"/>
-    <w:lsdException w:unhideWhenUsed="0" w:uiPriority="70" w:semiHidden="0" w:name="Dark List Accent 3"/>
-    <w:lsdException w:unhideWhenUsed="0" w:uiPriority="71" w:semiHidden="0" w:name="Colorful Shading Accent 3"/>
-    <w:lsdException w:unhideWhenUsed="0" w:uiPriority="72" w:semiHidden="0" w:name="Colorful List Accent 3"/>
-    <w:lsdException w:unhideWhenUsed="0" w:uiPriority="73" w:semiHidden="0" w:name="Colorful Grid Accent 3"/>
-    <w:lsdException w:unhideWhenUsed="0" w:uiPriority="60" w:semiHidden="0" w:name="Light Shading Accent 4"/>
-    <w:lsdException w:unhideWhenUsed="0" w:uiPriority="61" w:semiHidden="0" w:name="Light List Accent 4"/>
-    <w:lsdException w:unhideWhenUsed="0" w:uiPriority="62" w:semiHidden="0" w:name="Light Grid Accent 4"/>
-    <w:lsdException w:unhideWhenUsed="0" w:uiPriority="63" w:semiHidden="0" w:name="Medium Shading 1 Accent 4"/>
-    <w:lsdException w:unhideWhenUsed="0" w:uiPriority="64" w:semiHidden="0" w:name="Medium Shading 2 Accent 4"/>
-    <w:lsdException w:unhideWhenUsed="0" w:uiPriority="65" w:semiHidden="0" w:name="Medium List 1 Accent 4"/>
-    <w:lsdException w:unhideWhenUsed="0" w:uiPriority="66" w:semiHidden="0" w:name="Medium List 2 Accent 4"/>
-    <w:lsdException w:unhideWhenUsed="0" w:uiPriority="67" w:semiHidden="0" w:name="Medium Grid 1 Accent 4"/>
-    <w:lsdException w:unhideWhenUsed="0" w:uiPriority="68" w:semiHidden="0" w:name="Medium Grid 2 Accent 4"/>
-    <w:lsdException w:unhideWhenUsed="0" w:uiPriority="69" w:semiHidden="0" w:name="Medium Grid 3 Accent 4"/>
-    <w:lsdException w:unhideWhenUsed="0" w:uiPriority="70" w:semiHidden="0" w:name="Dark List Accent 4"/>
-    <w:lsdException w:unhideWhenUsed="0" w:uiPriority="71" w:semiHidden="0" w:name="Colorful Shading Accent 4"/>
-    <w:lsdException w:unhideWhenUsed="0" w:uiPriority="72" w:semiHidden="0" w:name="Colorful List Accent 4"/>
-    <w:lsdException w:unhideWhenUsed="0" w:uiPriority="73" w:semiHidden="0" w:name="Colorful Grid Accent 4"/>
-    <w:lsdException w:unhideWhenUsed="0" w:uiPriority="60" w:semiHidden="0" w:name="Light Shading Accent 5"/>
-    <w:lsdException w:unhideWhenUsed="0" w:uiPriority="61" w:semiHidden="0" w:name="Light List Accent 5"/>
-    <w:lsdException w:unhideWhenUsed="0" w:uiPriority="62" w:semiHidden="0" w:name="Light Grid Accent 5"/>
-    <w:lsdException w:unhideWhenUsed="0" w:uiPriority="63" w:semiHidden="0" w:name="Medium Shading 1 Accent 5"/>
-    <w:lsdException w:unhideWhenUsed="0" w:uiPriority="64" w:semiHidden="0" w:name="Medium Shading 2 Accent 5"/>
-    <w:lsdException w:unhideWhenUsed="0" w:uiPriority="65" w:semiHidden="0" w:name="Medium List 1 Accent 5"/>
-    <w:lsdException w:unhideWhenUsed="0" w:uiPriority="66" w:semiHidden="0" w:name="Medium List 2 Accent 5"/>
-    <w:lsdException w:unhideWhenUsed="0" w:uiPriority="67" w:semiHidden="0" w:name="Medium Grid 1 Accent 5"/>
-    <w:lsdException w:unhideWhenUsed="0" w:uiPriority="68" w:semiHidden="0" w:name="Medium Grid 2 Accent 5"/>
-    <w:lsdException w:unhideWhenUsed="0" w:uiPriority="69" w:semiHidden="0" w:name="Medium Grid 3 Accent 5"/>
-    <w:lsdException w:unhideWhenUsed="0" w:uiPriority="70" w:semiHidden="0" w:name="Dark List Accent 5"/>
-    <w:lsdException w:unhideWhenUsed="0" w:uiPriority="71" w:semiHidden="0" w:name="Colorful Shading Accent 5"/>
-    <w:lsdException w:unhideWhenUsed="0" w:uiPriority="72" w:semiHidden="0" w:name="Colorful List Accent 5"/>
-    <w:lsdException w:unhideWhenUsed="0" w:uiPriority="73" w:semiHidden="0" w:name="Colorful Grid Accent 5"/>
-    <w:lsdException w:unhideWhenUsed="0" w:uiPriority="60" w:semiHidden="0" w:name="Light Shading Accent 6"/>
-    <w:lsdException w:unhideWhenUsed="0" w:uiPriority="61" w:semiHidden="0" w:name="Light List Accent 6"/>
-    <w:lsdException w:unhideWhenUsed="0" w:uiPriority="62" w:semiHidden="0" w:name="Light Grid Accent 6"/>
-    <w:lsdException w:unhideWhenUsed="0" w:uiPriority="63" w:semiHidden="0" w:name="Medium Shading 1 Accent 6"/>
-    <w:lsdException w:unhideWhenUsed="0" w:uiPriority="64" w:semiHidden="0" w:name="Medium Shading 2 Accent 6"/>
-    <w:lsdException w:unhideWhenUsed="0" w:uiPriority="65" w:semiHidden="0" w:name="Medium List 1 Accent 6"/>
-    <w:lsdException w:unhideWhenUsed="0" w:uiPriority="66" w:semiHidden="0" w:name="Medium List 2 Accent 6"/>
-    <w:lsdException w:unhideWhenUsed="0" w:uiPriority="67" w:semiHidden="0" w:name="Medium Grid 1 Accent 6"/>
-    <w:lsdException w:unhideWhenUsed="0" w:uiPriority="68" w:semiHidden="0" w:name="Medium Grid 2 Accent 6"/>
-    <w:lsdException w:unhideWhenUsed="0" w:uiPriority="69" w:semiHidden="0" w:name="Medium Grid 3 Accent 6"/>
-    <w:lsdException w:unhideWhenUsed="0" w:uiPriority="70" w:semiHidden="0" w:name="Dark List Accent 6"/>
-    <w:lsdException w:unhideWhenUsed="0" w:uiPriority="71" w:semiHidden="0" w:name="Colorful Shading Accent 6"/>
-    <w:lsdException w:unhideWhenUsed="0" w:uiPriority="72" w:semiHidden="0" w:name="Colorful List Accent 6"/>
-    <w:lsdException w:unhideWhenUsed="0" w:uiPriority="73" w:semiHidden="0" w:name="Colorful Grid Accent 6"/>
+  <w:latentStyles w:defLockedState="0" w:defUIPriority="99" w:defSemiHidden="1" w:defUnhideWhenUsed="1" w:defQFormat="0" w:count="267">
+    <w:lsdException w:name="Normal" w:semiHidden="0" w:uiPriority="0" w:unhideWhenUsed="0" w:qFormat="1"/>
+    <w:lsdException w:name="heading 1" w:semiHidden="0" w:unhideWhenUsed="0" w:qFormat="1"/>
+    <w:lsdException w:name="heading 2" w:semiHidden="0" w:unhideWhenUsed="0" w:qFormat="1"/>
+    <w:lsdException w:name="heading 3" w:semiHidden="0" w:unhideWhenUsed="0" w:qFormat="1"/>
+    <w:lsdException w:name="heading 4" w:semiHidden="0" w:unhideWhenUsed="0" w:qFormat="1"/>
+    <w:lsdException w:name="heading 5" w:semiHidden="0" w:unhideWhenUsed="0" w:qFormat="1"/>
+    <w:lsdException w:name="heading 6" w:semiHidden="0" w:unhideWhenUsed="0" w:qFormat="1"/>
+    <w:lsdException w:name="heading 7" w:locked="1" w:uiPriority="0" w:qFormat="1"/>
+    <w:lsdException w:name="heading 8" w:locked="1" w:uiPriority="0" w:qFormat="1"/>
+    <w:lsdException w:name="heading 9" w:locked="1" w:uiPriority="0" w:qFormat="1"/>
+    <w:lsdException w:name="toc 1" w:locked="1" w:semiHidden="0" w:uiPriority="0" w:unhideWhenUsed="0"/>
+    <w:lsdException w:name="toc 2" w:locked="1" w:semiHidden="0" w:uiPriority="0" w:unhideWhenUsed="0"/>
+    <w:lsdException w:name="toc 3" w:locked="1" w:semiHidden="0" w:uiPriority="0" w:unhideWhenUsed="0"/>
+    <w:lsdException w:name="toc 4" w:locked="1" w:semiHidden="0" w:uiPriority="0" w:unhideWhenUsed="0"/>
+    <w:lsdException w:name="toc 5" w:locked="1" w:semiHidden="0" w:uiPriority="0" w:unhideWhenUsed="0"/>
+    <w:lsdException w:name="toc 6" w:locked="1" w:semiHidden="0" w:uiPriority="0" w:unhideWhenUsed="0"/>
+    <w:lsdException w:name="toc 7" w:locked="1" w:semiHidden="0" w:uiPriority="0" w:unhideWhenUsed="0"/>
+    <w:lsdException w:name="toc 8" w:locked="1" w:semiHidden="0" w:uiPriority="0" w:unhideWhenUsed="0"/>
+    <w:lsdException w:name="toc 9" w:locked="1" w:semiHidden="0" w:uiPriority="0" w:unhideWhenUsed="0"/>
+    <w:lsdException w:name="header" w:semiHidden="0" w:qFormat="1"/>
+    <w:lsdException w:name="footer" w:semiHidden="0" w:qFormat="1"/>
+    <w:lsdException w:name="caption" w:locked="1" w:uiPriority="0" w:qFormat="1"/>
+    <w:lsdException w:name="Title" w:locked="1" w:semiHidden="0" w:uiPriority="0" w:unhideWhenUsed="0" w:qFormat="1"/>
+    <w:lsdException w:name="Default Paragraph Font" w:uiPriority="1"/>
+    <w:lsdException w:name="Subtitle" w:locked="1" w:semiHidden="0" w:uiPriority="0" w:unhideWhenUsed="0" w:qFormat="1"/>
+    <w:lsdException w:name="Strong" w:locked="1" w:semiHidden="0" w:uiPriority="0" w:unhideWhenUsed="0" w:qFormat="1"/>
+    <w:lsdException w:name="Emphasis" w:locked="1" w:semiHidden="0" w:uiPriority="0" w:unhideWhenUsed="0" w:qFormat="1"/>
+    <w:lsdException w:name="Normal Table" w:qFormat="1"/>
+    <w:lsdException w:name="Balloon Text" w:qFormat="1"/>
+    <w:lsdException w:name="Table Grid" w:locked="1" w:semiHidden="0" w:uiPriority="0" w:unhideWhenUsed="0"/>
+    <w:lsdException w:name="Light Shading" w:semiHidden="0" w:uiPriority="60" w:unhideWhenUsed="0"/>
+    <w:lsdException w:name="Light List" w:semiHidden="0" w:uiPriority="61" w:unhideWhenUsed="0"/>
+    <w:lsdException w:name="Light Grid" w:semiHidden="0" w:uiPriority="62" w:unhideWhenUsed="0"/>
+    <w:lsdException w:name="Medium Shading 1" w:semiHidden="0" w:uiPriority="63" w:unhideWhenUsed="0"/>
+    <w:lsdException w:name="Medium Shading 2" w:semiHidden="0" w:uiPriority="64" w:unhideWhenUsed="0"/>
+    <w:lsdException w:name="Medium List 1" w:semiHidden="0" w:uiPriority="65" w:unhideWhenUsed="0"/>
+    <w:lsdException w:name="Medium List 2" w:semiHidden="0" w:uiPriority="66" w:unhideWhenUsed="0"/>
+    <w:lsdException w:name="Medium Grid 1" w:semiHidden="0" w:uiPriority="67" w:unhideWhenUsed="0"/>
+    <w:lsdException w:name="Medium Grid 2" w:semiHidden="0" w:uiPriority="68" w:unhideWhenUsed="0"/>
+    <w:lsdException w:name="Medium Grid 3" w:semiHidden="0" w:uiPriority="69" w:unhideWhenUsed="0"/>
+    <w:lsdException w:name="Dark List" w:semiHidden="0" w:uiPriority="70" w:unhideWhenUsed="0"/>
+    <w:lsdException w:name="Colorful Shading" w:semiHidden="0" w:uiPriority="71" w:unhideWhenUsed="0"/>
+    <w:lsdException w:name="Colorful List" w:semiHidden="0" w:uiPriority="72" w:unhideWhenUsed="0"/>
+    <w:lsdException w:name="Colorful Grid" w:semiHidden="0" w:uiPriority="73" w:unhideWhenUsed="0"/>
+    <w:lsdException w:name="Light Shading Accent 1" w:semiHidden="0" w:uiPriority="60" w:unhideWhenUsed="0"/>
+    <w:lsdException w:name="Light List Accent 1" w:semiHidden="0" w:uiPriority="61" w:unhideWhenUsed="0"/>
+    <w:lsdException w:name="Light Grid Accent 1" w:semiHidden="0" w:uiPriority="62" w:unhideWhenUsed="0"/>
+    <w:lsdException w:name="Medium Shading 1 Accent 1" w:semiHidden="0" w:uiPriority="63" w:unhideWhenUsed="0"/>
+    <w:lsdException w:name="Medium Shading 2 Accent 1" w:semiHidden="0" w:uiPriority="64" w:unhideWhenUsed="0"/>
+    <w:lsdException w:name="Medium List 1 Accent 1" w:semiHidden="0" w:uiPriority="65" w:unhideWhenUsed="0"/>
+    <w:lsdException w:name="Medium List 2 Accent 1" w:semiHidden="0" w:uiPriority="66" w:unhideWhenUsed="0"/>
+    <w:lsdException w:name="Medium Grid 1 Accent 1" w:semiHidden="0" w:uiPriority="67" w:unhideWhenUsed="0"/>
+    <w:lsdException w:name="Medium Grid 2 Accent 1" w:semiHidden="0" w:uiPriority="68" w:unhideWhenUsed="0"/>
+    <w:lsdException w:name="Medium Grid 3 Accent 1" w:semiHidden="0" w:uiPriority="69" w:unhideWhenUsed="0"/>
+    <w:lsdException w:name="Dark List Accent 1" w:semiHidden="0" w:uiPriority="70" w:unhideWhenUsed="0"/>
+    <w:lsdException w:name="Colorful Shading Accent 1" w:semiHidden="0" w:uiPriority="71" w:unhideWhenUsed="0"/>
+    <w:lsdException w:name="Colorful List Accent 1" w:semiHidden="0" w:uiPriority="72" w:unhideWhenUsed="0"/>
+    <w:lsdException w:name="Colorful Grid Accent 1" w:semiHidden="0" w:uiPriority="73" w:unhideWhenUsed="0"/>
+    <w:lsdException w:name="Light Shading Accent 2" w:semiHidden="0" w:uiPriority="60" w:unhideWhenUsed="0"/>
+    <w:lsdException w:name="Light List Accent 2" w:semiHidden="0" w:uiPriority="61" w:unhideWhenUsed="0"/>
+    <w:lsdException w:name="Light Grid Accent 2" w:semiHidden="0" w:uiPriority="62" w:unhideWhenUsed="0"/>
+    <w:lsdException w:name="Medium Shading 1 Accent 2" w:semiHidden="0" w:uiPriority="63" w:unhideWhenUsed="0"/>
+    <w:lsdException w:name="Medium Shading 2 Accent 2" w:semiHidden="0" w:uiPriority="64" w:unhideWhenUsed="0"/>
+    <w:lsdException w:name="Medium List 1 Accent 2" w:semiHidden="0" w:uiPriority="65" w:unhideWhenUsed="0"/>
+    <w:lsdException w:name="Medium List 2 Accent 2" w:semiHidden="0" w:uiPriority="66" w:unhideWhenUsed="0"/>
+    <w:lsdException w:name="Medium Grid 1 Accent 2" w:semiHidden="0" w:uiPriority="67" w:unhideWhenUsed="0"/>
+    <w:lsdException w:name="Medium Grid 2 Accent 2" w:semiHidden="0" w:uiPriority="68" w:unhideWhenUsed="0"/>
+    <w:lsdException w:name="Medium Grid 3 Accent 2" w:semiHidden="0" w:uiPriority="69" w:unhideWhenUsed="0"/>
+    <w:lsdException w:name="Dark List Accent 2" w:semiHidden="0" w:uiPriority="70" w:unhideWhenUsed="0"/>
+    <w:lsdException w:name="Colorful Shading Accent 2" w:semiHidden="0" w:uiPriority="71" w:unhideWhenUsed="0"/>
+    <w:lsdException w:name="Colorful List Accent 2" w:semiHidden="0" w:uiPriority="72" w:unhideWhenUsed="0"/>
+    <w:lsdException w:name="Colorful Grid Accent 2" w:semiHidden="0" w:uiPriority="73" w:unhideWhenUsed="0"/>
+    <w:lsdException w:name="Light Shading Accent 3" w:semiHidden="0" w:uiPriority="60" w:unhideWhenUsed="0"/>
+    <w:lsdException w:name="Light List Accent 3" w:semiHidden="0" w:uiPriority="61" w:unhideWhenUsed="0"/>
+    <w:lsdException w:name="Light Grid Accent 3" w:semiHidden="0" w:uiPriority="62" w:unhideWhenUsed="0"/>
+    <w:lsdException w:name="Medium Shading 1 Accent 3" w:semiHidden="0" w:uiPriority="63" w:unhideWhenUsed="0"/>
+    <w:lsdException w:name="Medium Shading 2 Accent 3" w:semiHidden="0" w:uiPriority="64" w:unhideWhenUsed="0"/>
+    <w:lsdException w:name="Medium List 1 Accent 3" w:semiHidden="0" w:uiPriority="65" w:unhideWhenUsed="0"/>
+    <w:lsdException w:name="Medium List 2 Accent 3" w:semiHidden="0" w:uiPriority="66" w:unhideWhenUsed="0"/>
+    <w:lsdException w:name="Medium Grid 1 Accent 3" w:semiHidden="0" w:uiPriority="67" w:unhideWhenUsed="0"/>
+    <w:lsdException w:name="Medium Grid 2 Accent 3" w:semiHidden="0" w:uiPriority="68" w:unhideWhenUsed="0"/>
+    <w:lsdException w:name="Medium Grid 3 Accent 3" w:semiHidden="0" w:uiPriority="69" w:unhideWhenUsed="0"/>
+    <w:lsdException w:name="Dark List Accent 3" w:semiHidden="0" w:uiPriority="70" w:unhideWhenUsed="0"/>
+    <w:lsdException w:name="Colorful Shading Accent 3" w:semiHidden="0" w:uiPriority="71" w:unhideWhenUsed="0"/>
+    <w:lsdException w:name="Colorful List Accent 3" w:semiHidden="0" w:uiPriority="72" w:unhideWhenUsed="0"/>
+    <w:lsdException w:name="Colorful Grid Accent 3" w:semiHidden="0" w:uiPriority="73" w:unhideWhenUsed="0"/>
+    <w:lsdException w:name="Light Shading Accent 4" w:semiHidden="0" w:uiPriority="60" w:unhideWhenUsed="0"/>
+    <w:lsdException w:name="Light List Accent 4" w:semiHidden="0" w:uiPriority="61" w:unhideWhenUsed="0"/>
+    <w:lsdException w:name="Light Grid Accent 4" w:semiHidden="0" w:uiPriority="62" w:unhideWhenUsed="0"/>
+    <w:lsdException w:name="Medium Shading 1 Accent 4" w:semiHidden="0" w:uiPriority="63" w:unhideWhenUsed="0"/>
+    <w:lsdException w:name="Medium Shading 2 Accent 4" w:semiHidden="0" w:uiPriority="64" w:unhideWhenUsed="0"/>
+    <w:lsdException w:name="Medium List 1 Accent 4" w:semiHidden="0" w:uiPriority="65" w:unhideWhenUsed="0"/>
+    <w:lsdException w:name="Medium List 2 Accent 4" w:semiHidden="0" w:uiPriority="66" w:unhideWhenUsed="0"/>
+    <w:lsdException w:name="Medium Grid 1 Accent 4" w:semiHidden="0" w:uiPriority="67" w:unhideWhenUsed="0"/>
+    <w:lsdException w:name="Medium Grid 2 Accent 4" w:semiHidden="0" w:uiPriority="68" w:unhideWhenUsed="0"/>
+    <w:lsdException w:name="Medium Grid 3 Accent 4" w:semiHidden="0" w:uiPriority="69" w:unhideWhenUsed="0"/>
+    <w:lsdException w:name="Dark List Accent 4" w:semiHidden="0" w:uiPriority="70" w:unhideWhenUsed="0"/>
+    <w:lsdException w:name="Colorful Shading Accent 4" w:semiHidden="0" w:uiPriority="71" w:unhideWhenUsed="0"/>
+    <w:lsdException w:name="Colorful List Accent 4" w:semiHidden="0" w:uiPriority="72" w:unhideWhenUsed="0"/>
+    <w:lsdException w:name="Colorful Grid Accent 4" w:semiHidden="0" w:uiPriority="73" w:unhideWhenUsed="0"/>
+    <w:lsdException w:name="Light Shading Accent 5" w:semiHidden="0" w:uiPriority="60" w:unhideWhenUsed="0"/>
+    <w:lsdException w:name="Light List Accent 5" w:semiHidden="0" w:uiPriority="61" w:unhideWhenUsed="0"/>
+    <w:lsdException w:name="Light Grid Accent 5" w:semiHidden="0" w:uiPriority="62" w:unhideWhenUsed="0"/>
+    <w:lsdException w:name="Medium Shading 1 Accent 5" w:semiHidden="0" w:uiPriority="63" w:unhideWhenUsed="0"/>
+    <w:lsdException w:name="Medium Shading 2 Accent 5" w:semiHidden="0" w:uiPriority="64" w:unhideWhenUsed="0"/>
+    <w:lsdException w:name="Medium List 1 Accent 5" w:semiHidden="0" w:uiPriority="65" w:unhideWhenUsed="0"/>
+    <w:lsdException w:name="Medium List 2 Accent 5" w:semiHidden="0" w:uiPriority="66" w:unhideWhenUsed="0"/>
+    <w:lsdException w:name="Medium Grid 1 Accent 5" w:semiHidden="0" w:uiPriority="67" w:unhideWhenUsed="0"/>
+    <w:lsdException w:name="Medium Grid 2 Accent 5" w:semiHidden="0" w:uiPriority="68" w:unhideWhenUsed="0"/>
+    <w:lsdException w:name="Medium Grid 3 Accent 5" w:semiHidden="0" w:uiPriority="69" w:unhideWhenUsed="0"/>
+    <w:lsdException w:name="Dark List Accent 5" w:semiHidden="0" w:uiPriority="70" w:unhideWhenUsed="0"/>
+    <w:lsdException w:name="Colorful Shading Accent 5" w:semiHidden="0" w:uiPriority="71" w:unhideWhenUsed="0"/>
+    <w:lsdException w:name="Colorful List Accent 5" w:semiHidden="0" w:uiPriority="72" w:unhideWhenUsed="0"/>
+    <w:lsdException w:name="Colorful Grid Accent 5" w:semiHidden="0" w:uiPriority="73" w:unhideWhenUsed="0"/>
+    <w:lsdException w:name="Light Shading Accent 6" w:semiHidden="0" w:uiPriority="60" w:unhideWhenUsed="0"/>
+    <w:lsdException w:name="Light List Accent 6" w:semiHidden="0" w:uiPriority="61" w:unhideWhenUsed="0"/>
+    <w:lsdException w:name="Light Grid Accent 6" w:semiHidden="0" w:uiPriority="62" w:unhideWhenUsed="0"/>
+    <w:lsdException w:name="Medium Shading 1 Accent 6" w:semiHidden="0" w:uiPriority="63" w:unhideWhenUsed="0"/>
+    <w:lsdException w:name="Medium Shading 2 Accent 6" w:semiHidden="0" w:uiPriority="64" w:unhideWhenUsed="0"/>
+    <w:lsdException w:name="Medium List 1 Accent 6" w:semiHidden="0" w:uiPriority="65" w:unhideWhenUsed="0"/>
+    <w:lsdException w:name="Medium List 2 Accent 6" w:semiHidden="0" w:uiPriority="66" w:unhideWhenUsed="0"/>
+    <w:lsdException w:name="Medium Grid 1 Accent 6" w:semiHidden="0" w:uiPriority="67" w:unhideWhenUsed="0"/>
+    <w:lsdException w:name="Medium Grid 2 Accent 6" w:semiHidden="0" w:uiPriority="68" w:unhideWhenUsed="0"/>
+    <w:lsdException w:name="Medium Grid 3 Accent 6" w:semiHidden="0" w:uiPriority="69" w:unhideWhenUsed="0"/>
+    <w:lsdException w:name="Dark List Accent 6" w:semiHidden="0" w:uiPriority="70" w:unhideWhenUsed="0"/>
+    <w:lsdException w:name="Colorful Shading Accent 6" w:semiHidden="0" w:uiPriority="71" w:unhideWhenUsed="0"/>
+    <w:lsdException w:name="Colorful List Accent 6" w:semiHidden="0" w:uiPriority="72" w:unhideWhenUsed="0"/>
+    <w:lsdException w:name="Colorful Grid Accent 6" w:semiHidden="0" w:uiPriority="73" w:unhideWhenUsed="0"/>
+    <w:lsdException w:name="Subtle Emphasis" w:semiHidden="0" w:uiPriority="19" w:unhideWhenUsed="0" w:qFormat="1"/>
+    <w:lsdException w:name="Intense Emphasis" w:semiHidden="0" w:uiPriority="21" w:unhideWhenUsed="0" w:qFormat="1"/>
+    <w:lsdException w:name="Subtle Reference" w:semiHidden="0" w:uiPriority="31" w:unhideWhenUsed="0" w:qFormat="1"/>
+    <w:lsdException w:name="Intense Reference" w:semiHidden="0" w:uiPriority="32" w:unhideWhenUsed="0" w:qFormat="1"/>
+    <w:lsdException w:name="Book Title" w:semiHidden="0" w:uiPriority="33" w:unhideWhenUsed="0" w:qFormat="1"/>
+    <w:lsdException w:name="Bibliography" w:uiPriority="37"/>
+    <w:lsdException w:name="TOC Heading" w:uiPriority="39" w:qFormat="1"/>
   </w:latentStyles>
-  <w:style w:type="paragraph" w:default="1" w:styleId="1">
+  <w:style w:type="paragraph" w:default="1" w:styleId="a">
     <w:name w:val="Normal"/>
     <w:qFormat/>
-    <w:uiPriority w:val="0"/>
+    <w:rsid w:val="0083155E"/>
     <w:pPr>
       <w:widowControl w:val="0"/>
       <w:jc w:val="both"/>
     </w:pPr>
     <w:rPr>
-      <w:rFonts w:ascii="Calibri" w:hAnsi="Calibri" w:eastAsia="宋体" w:cs="Times New Roman"/>
+      <w:rFonts w:ascii="Calibri" w:hAnsi="Calibri"/>
       <w:kern w:val="2"/>
       <w:sz w:val="21"/>
       <w:szCs w:val="22"/>
-      <w:lang w:val="en-US" w:eastAsia="zh-CN" w:bidi="ar-SA"/>
+    </w:rPr>
+  </w:style>
+  <w:style w:type="paragraph" w:styleId="1">
+    <w:name w:val="heading 1"/>
+    <w:basedOn w:val="a"/>
+    <w:next w:val="a"/>
+    <w:link w:val="1Char"/>
+    <w:uiPriority w:val="99"/>
+    <w:qFormat/>
+    <w:rsid w:val="0083155E"/>
+    <w:pPr>
+      <w:widowControl/>
+      <w:jc w:val="left"/>
+      <w:outlineLvl w:val="0"/>
+    </w:pPr>
+    <w:rPr>
+      <w:rFonts w:ascii="宋体" w:hAnsi="宋体" w:cs="宋体"/>
+      <w:kern w:val="36"/>
+      <w:sz w:val="18"/>
+      <w:szCs w:val="18"/>
     </w:rPr>
   </w:style>
   <w:style w:type="paragraph" w:styleId="2">
-    <w:name w:val="heading 1"/>
-    <w:basedOn w:val="1"/>
-    <w:next w:val="1"/>
-    <w:link w:val="14"/>
-    <w:qFormat/>
-    <w:uiPriority w:val="99"/>
-    <w:pPr>
-      <w:widowControl/>
-      <w:jc w:val="left"/>
-      <w:outlineLvl w:val="0"/>
-    </w:pPr>
-    <w:rPr>
-      <w:rFonts w:ascii="宋体" w:hAnsi="宋体" w:cs="宋体"/>
-      <w:kern w:val="36"/>
+    <w:name w:val="heading 2"/>
+    <w:basedOn w:val="a"/>
+    <w:next w:val="a"/>
+    <w:link w:val="2Char"/>
+    <w:uiPriority w:val="99"/>
+    <w:qFormat/>
+    <w:rsid w:val="0083155E"/>
+    <w:pPr>
+      <w:widowControl/>
+      <w:jc w:val="left"/>
+      <w:outlineLvl w:val="1"/>
+    </w:pPr>
+    <w:rPr>
+      <w:rFonts w:ascii="宋体" w:hAnsi="宋体" w:cs="宋体"/>
+      <w:kern w:val="0"/>
       <w:sz w:val="18"/>
       <w:szCs w:val="18"/>
     </w:rPr>
   </w:style>
   <w:style w:type="paragraph" w:styleId="3">
-    <w:name w:val="heading 2"/>
-    <w:basedOn w:val="1"/>
-    <w:next w:val="1"/>
-    <w:link w:val="15"/>
-    <w:qFormat/>
-    <w:uiPriority w:val="99"/>
-    <w:pPr>
-      <w:widowControl/>
-      <w:jc w:val="left"/>
-      <w:outlineLvl w:val="1"/>
+    <w:name w:val="heading 3"/>
+    <w:basedOn w:val="a"/>
+    <w:next w:val="a"/>
+    <w:link w:val="3Char"/>
+    <w:uiPriority w:val="99"/>
+    <w:qFormat/>
+    <w:rsid w:val="0083155E"/>
+    <w:pPr>
+      <w:widowControl/>
+      <w:jc w:val="left"/>
+      <w:outlineLvl w:val="2"/>
     </w:pPr>
     <w:rPr>
       <w:rFonts w:ascii="宋体" w:hAnsi="宋体" w:cs="宋体"/>
@@ -2087,16 +2042,17 @@
     </w:rPr>
   </w:style>
   <w:style w:type="paragraph" w:styleId="4">
-    <w:name w:val="heading 3"/>
-    <w:basedOn w:val="1"/>
-    <w:next w:val="1"/>
-    <w:link w:val="16"/>
-    <w:qFormat/>
-    <w:uiPriority w:val="99"/>
-    <w:pPr>
-      <w:widowControl/>
-      <w:jc w:val="left"/>
-      <w:outlineLvl w:val="2"/>
+    <w:name w:val="heading 4"/>
+    <w:basedOn w:val="a"/>
+    <w:next w:val="a"/>
+    <w:link w:val="4Char"/>
+    <w:uiPriority w:val="99"/>
+    <w:qFormat/>
+    <w:rsid w:val="0083155E"/>
+    <w:pPr>
+      <w:widowControl/>
+      <w:jc w:val="left"/>
+      <w:outlineLvl w:val="3"/>
     </w:pPr>
     <w:rPr>
       <w:rFonts w:ascii="宋体" w:hAnsi="宋体" w:cs="宋体"/>
@@ -2106,16 +2062,17 @@
     </w:rPr>
   </w:style>
   <w:style w:type="paragraph" w:styleId="5">
-    <w:name w:val="heading 4"/>
-    <w:basedOn w:val="1"/>
-    <w:next w:val="1"/>
-    <w:link w:val="17"/>
-    <w:qFormat/>
-    <w:uiPriority w:val="99"/>
-    <w:pPr>
-      <w:widowControl/>
-      <w:jc w:val="left"/>
-      <w:outlineLvl w:val="3"/>
+    <w:name w:val="heading 5"/>
+    <w:basedOn w:val="a"/>
+    <w:next w:val="a"/>
+    <w:link w:val="5Char"/>
+    <w:uiPriority w:val="99"/>
+    <w:qFormat/>
+    <w:rsid w:val="0083155E"/>
+    <w:pPr>
+      <w:widowControl/>
+      <w:jc w:val="left"/>
+      <w:outlineLvl w:val="4"/>
     </w:pPr>
     <w:rPr>
       <w:rFonts w:ascii="宋体" w:hAnsi="宋体" w:cs="宋体"/>
@@ -2125,31 +2082,13 @@
     </w:rPr>
   </w:style>
   <w:style w:type="paragraph" w:styleId="6">
-    <w:name w:val="heading 5"/>
-    <w:basedOn w:val="1"/>
-    <w:next w:val="1"/>
-    <w:link w:val="18"/>
-    <w:qFormat/>
-    <w:uiPriority w:val="99"/>
-    <w:pPr>
-      <w:widowControl/>
-      <w:jc w:val="left"/>
-      <w:outlineLvl w:val="4"/>
-    </w:pPr>
-    <w:rPr>
-      <w:rFonts w:ascii="宋体" w:hAnsi="宋体" w:cs="宋体"/>
-      <w:kern w:val="0"/>
-      <w:sz w:val="18"/>
-      <w:szCs w:val="18"/>
-    </w:rPr>
-  </w:style>
-  <w:style w:type="paragraph" w:styleId="7">
     <w:name w:val="heading 6"/>
-    <w:basedOn w:val="1"/>
-    <w:next w:val="1"/>
-    <w:link w:val="19"/>
-    <w:qFormat/>
-    <w:uiPriority w:val="99"/>
+    <w:basedOn w:val="a"/>
+    <w:next w:val="a"/>
+    <w:link w:val="6Char"/>
+    <w:uiPriority w:val="99"/>
+    <w:qFormat/>
+    <w:rsid w:val="0083155E"/>
     <w:pPr>
       <w:widowControl/>
       <w:jc w:val="left"/>
@@ -2162,19 +2101,20 @@
       <w:szCs w:val="18"/>
     </w:rPr>
   </w:style>
-  <w:style w:type="character" w:default="1" w:styleId="13">
+  <w:style w:type="character" w:default="1" w:styleId="a0">
     <w:name w:val="Default Paragraph Font"/>
+    <w:uiPriority w:val="1"/>
     <w:semiHidden/>
     <w:unhideWhenUsed/>
-    <w:uiPriority w:val="1"/>
-  </w:style>
-  <w:style w:type="table" w:default="1" w:styleId="12">
+  </w:style>
+  <w:style w:type="table" w:default="1" w:styleId="a1">
     <w:name w:val="Normal Table"/>
+    <w:uiPriority w:val="99"/>
     <w:semiHidden/>
     <w:unhideWhenUsed/>
     <w:qFormat/>
-    <w:uiPriority w:val="99"/>
     <w:tblPr>
+      <w:tblInd w:w="0" w:type="dxa"/>
       <w:tblCellMar>
         <w:top w:w="0" w:type="dxa"/>
         <w:left w:w="108" w:type="dxa"/>
@@ -2183,26 +2123,34 @@
       </w:tblCellMar>
     </w:tblPr>
   </w:style>
-  <w:style w:type="paragraph" w:styleId="8">
-    <w:name w:val="Balloon Text"/>
-    <w:basedOn w:val="1"/>
-    <w:link w:val="56"/>
+  <w:style w:type="numbering" w:default="1" w:styleId="a2">
+    <w:name w:val="No List"/>
+    <w:uiPriority w:val="99"/>
     <w:semiHidden/>
     <w:unhideWhenUsed/>
-    <w:qFormat/>
-    <w:uiPriority w:val="99"/>
-    <w:rPr>
-      <w:sz w:val="18"/>
-      <w:szCs w:val="18"/>
-    </w:rPr>
-  </w:style>
-  <w:style w:type="paragraph" w:styleId="9">
+  </w:style>
+  <w:style w:type="paragraph" w:styleId="a3">
+    <w:name w:val="Balloon Text"/>
+    <w:basedOn w:val="a"/>
+    <w:link w:val="Char"/>
+    <w:uiPriority w:val="99"/>
+    <w:semiHidden/>
+    <w:unhideWhenUsed/>
+    <w:qFormat/>
+    <w:rsid w:val="0083155E"/>
+    <w:rPr>
+      <w:sz w:val="18"/>
+      <w:szCs w:val="18"/>
+    </w:rPr>
+  </w:style>
+  <w:style w:type="paragraph" w:styleId="a4">
     <w:name w:val="footer"/>
-    <w:basedOn w:val="1"/>
-    <w:link w:val="55"/>
+    <w:basedOn w:val="a"/>
+    <w:link w:val="Char0"/>
+    <w:uiPriority w:val="99"/>
     <w:unhideWhenUsed/>
     <w:qFormat/>
-    <w:uiPriority w:val="99"/>
+    <w:rsid w:val="0083155E"/>
     <w:pPr>
       <w:tabs>
         <w:tab w:val="center" w:pos="4153"/>
@@ -2216,16 +2164,17 @@
       <w:szCs w:val="18"/>
     </w:rPr>
   </w:style>
-  <w:style w:type="paragraph" w:styleId="10">
+  <w:style w:type="paragraph" w:styleId="a5">
     <w:name w:val="header"/>
-    <w:basedOn w:val="1"/>
-    <w:link w:val="54"/>
+    <w:basedOn w:val="a"/>
+    <w:link w:val="Char1"/>
+    <w:uiPriority w:val="99"/>
     <w:unhideWhenUsed/>
     <w:qFormat/>
-    <w:uiPriority w:val="99"/>
+    <w:rsid w:val="0083155E"/>
     <w:pPr>
       <w:pBdr>
-        <w:bottom w:val="single" w:color="auto" w:sz="6" w:space="1"/>
+        <w:bottom w:val="single" w:sz="6" w:space="1" w:color="auto"/>
       </w:pBdr>
       <w:tabs>
         <w:tab w:val="center" w:pos="4153"/>
@@ -2239,12 +2188,13 @@
       <w:szCs w:val="18"/>
     </w:rPr>
   </w:style>
-  <w:style w:type="paragraph" w:styleId="11">
+  <w:style w:type="paragraph" w:styleId="HTML">
     <w:name w:val="HTML Preformatted"/>
-    <w:basedOn w:val="1"/>
+    <w:basedOn w:val="a"/>
+    <w:uiPriority w:val="99"/>
     <w:semiHidden/>
     <w:unhideWhenUsed/>
-    <w:uiPriority w:val="99"/>
+    <w:rsid w:val="0083155E"/>
     <w:pPr>
       <w:tabs>
         <w:tab w:val="left" w:pos="916"/>
@@ -2267,144 +2217,153 @@
       <w:jc w:val="left"/>
     </w:pPr>
     <w:rPr>
-      <w:rFonts w:hint="eastAsia" w:ascii="宋体" w:hAnsi="宋体" w:eastAsia="宋体" w:cs="宋体"/>
+      <w:rFonts w:ascii="宋体" w:hAnsi="宋体" w:hint="eastAsia"/>
       <w:kern w:val="0"/>
       <w:sz w:val="24"/>
       <w:szCs w:val="24"/>
-      <w:lang w:val="en-US" w:eastAsia="zh-CN" w:bidi="ar"/>
-    </w:rPr>
-  </w:style>
-  <w:style w:type="character" w:customStyle="1" w:styleId="14">
-    <w:name w:val="标题 1 字符"/>
+    </w:rPr>
+  </w:style>
+  <w:style w:type="character" w:customStyle="1" w:styleId="1Char">
+    <w:name w:val="标题 1 Char"/>
+    <w:link w:val="1"/>
+    <w:uiPriority w:val="99"/>
+    <w:qFormat/>
+    <w:locked/>
+    <w:rsid w:val="0083155E"/>
+    <w:rPr>
+      <w:rFonts w:ascii="宋体" w:eastAsia="宋体" w:hAnsi="宋体" w:cs="宋体"/>
+      <w:kern w:val="36"/>
+      <w:sz w:val="18"/>
+      <w:szCs w:val="18"/>
+    </w:rPr>
+  </w:style>
+  <w:style w:type="character" w:customStyle="1" w:styleId="2Char">
+    <w:name w:val="标题 2 Char"/>
     <w:link w:val="2"/>
+    <w:uiPriority w:val="99"/>
     <w:qFormat/>
     <w:locked/>
-    <w:uiPriority w:val="99"/>
-    <w:rPr>
-      <w:rFonts w:ascii="宋体" w:hAnsi="宋体" w:eastAsia="宋体" w:cs="宋体"/>
-      <w:kern w:val="36"/>
-      <w:sz w:val="18"/>
-      <w:szCs w:val="18"/>
-    </w:rPr>
-  </w:style>
-  <w:style w:type="character" w:customStyle="1" w:styleId="15">
-    <w:name w:val="标题 2 字符"/>
+    <w:rsid w:val="0083155E"/>
+    <w:rPr>
+      <w:rFonts w:ascii="宋体" w:eastAsia="宋体" w:hAnsi="宋体" w:cs="宋体"/>
+      <w:kern w:val="0"/>
+      <w:sz w:val="18"/>
+      <w:szCs w:val="18"/>
+    </w:rPr>
+  </w:style>
+  <w:style w:type="character" w:customStyle="1" w:styleId="3Char">
+    <w:name w:val="标题 3 Char"/>
     <w:link w:val="3"/>
+    <w:uiPriority w:val="99"/>
     <w:qFormat/>
     <w:locked/>
-    <w:uiPriority w:val="99"/>
-    <w:rPr>
-      <w:rFonts w:ascii="宋体" w:hAnsi="宋体" w:eastAsia="宋体" w:cs="宋体"/>
-      <w:kern w:val="0"/>
-      <w:sz w:val="18"/>
-      <w:szCs w:val="18"/>
-    </w:rPr>
-  </w:style>
-  <w:style w:type="character" w:customStyle="1" w:styleId="16">
-    <w:name w:val="标题 3 字符"/>
+    <w:rsid w:val="0083155E"/>
+    <w:rPr>
+      <w:rFonts w:ascii="宋体" w:eastAsia="宋体" w:hAnsi="宋体" w:cs="宋体"/>
+      <w:kern w:val="0"/>
+      <w:sz w:val="18"/>
+      <w:szCs w:val="18"/>
+    </w:rPr>
+  </w:style>
+  <w:style w:type="character" w:customStyle="1" w:styleId="4Char">
+    <w:name w:val="标题 4 Char"/>
     <w:link w:val="4"/>
+    <w:uiPriority w:val="99"/>
     <w:qFormat/>
     <w:locked/>
-    <w:uiPriority w:val="99"/>
-    <w:rPr>
-      <w:rFonts w:ascii="宋体" w:hAnsi="宋体" w:eastAsia="宋体" w:cs="宋体"/>
-      <w:kern w:val="0"/>
-      <w:sz w:val="18"/>
-      <w:szCs w:val="18"/>
-    </w:rPr>
-  </w:style>
-  <w:style w:type="character" w:customStyle="1" w:styleId="17">
-    <w:name w:val="标题 4 字符"/>
+    <w:rsid w:val="0083155E"/>
+    <w:rPr>
+      <w:rFonts w:ascii="宋体" w:eastAsia="宋体" w:hAnsi="宋体" w:cs="宋体"/>
+      <w:kern w:val="0"/>
+      <w:sz w:val="18"/>
+      <w:szCs w:val="18"/>
+    </w:rPr>
+  </w:style>
+  <w:style w:type="character" w:customStyle="1" w:styleId="5Char">
+    <w:name w:val="标题 5 Char"/>
     <w:link w:val="5"/>
+    <w:uiPriority w:val="99"/>
     <w:qFormat/>
     <w:locked/>
-    <w:uiPriority w:val="99"/>
-    <w:rPr>
-      <w:rFonts w:ascii="宋体" w:hAnsi="宋体" w:eastAsia="宋体" w:cs="宋体"/>
-      <w:kern w:val="0"/>
-      <w:sz w:val="18"/>
-      <w:szCs w:val="18"/>
-    </w:rPr>
-  </w:style>
-  <w:style w:type="character" w:customStyle="1" w:styleId="18">
-    <w:name w:val="标题 5 字符"/>
+    <w:rsid w:val="0083155E"/>
+    <w:rPr>
+      <w:rFonts w:ascii="宋体" w:eastAsia="宋体" w:hAnsi="宋体" w:cs="宋体"/>
+      <w:kern w:val="0"/>
+      <w:sz w:val="18"/>
+      <w:szCs w:val="18"/>
+    </w:rPr>
+  </w:style>
+  <w:style w:type="character" w:customStyle="1" w:styleId="6Char">
+    <w:name w:val="标题 6 Char"/>
     <w:link w:val="6"/>
+    <w:uiPriority w:val="99"/>
     <w:qFormat/>
     <w:locked/>
-    <w:uiPriority w:val="99"/>
-    <w:rPr>
-      <w:rFonts w:ascii="宋体" w:hAnsi="宋体" w:eastAsia="宋体" w:cs="宋体"/>
-      <w:kern w:val="0"/>
-      <w:sz w:val="18"/>
-      <w:szCs w:val="18"/>
-    </w:rPr>
-  </w:style>
-  <w:style w:type="character" w:customStyle="1" w:styleId="19">
-    <w:name w:val="标题 6 字符"/>
-    <w:link w:val="7"/>
-    <w:qFormat/>
-    <w:locked/>
-    <w:uiPriority w:val="99"/>
-    <w:rPr>
-      <w:rFonts w:ascii="宋体" w:hAnsi="宋体" w:eastAsia="宋体" w:cs="宋体"/>
-      <w:kern w:val="0"/>
-      <w:sz w:val="18"/>
-      <w:szCs w:val="18"/>
-    </w:rPr>
-  </w:style>
-  <w:style w:type="paragraph" w:customStyle="1" w:styleId="20">
+    <w:rsid w:val="0083155E"/>
+    <w:rPr>
+      <w:rFonts w:ascii="宋体" w:eastAsia="宋体" w:hAnsi="宋体" w:cs="宋体"/>
+      <w:kern w:val="0"/>
+      <w:sz w:val="18"/>
+      <w:szCs w:val="18"/>
+    </w:rPr>
+  </w:style>
+  <w:style w:type="paragraph" w:customStyle="1" w:styleId="menu">
     <w:name w:val="menu"/>
-    <w:basedOn w:val="1"/>
-    <w:qFormat/>
-    <w:uiPriority w:val="99"/>
-    <w:pPr>
-      <w:widowControl/>
-      <w:jc w:val="left"/>
-    </w:pPr>
-    <w:rPr>
-      <w:rFonts w:ascii="宋体" w:hAnsi="宋体" w:cs="宋体"/>
-      <w:kern w:val="0"/>
-      <w:sz w:val="18"/>
-      <w:szCs w:val="18"/>
-    </w:rPr>
-  </w:style>
-  <w:style w:type="paragraph" w:customStyle="1" w:styleId="21">
+    <w:basedOn w:val="a"/>
+    <w:uiPriority w:val="99"/>
+    <w:qFormat/>
+    <w:rsid w:val="0083155E"/>
+    <w:pPr>
+      <w:widowControl/>
+      <w:jc w:val="left"/>
+    </w:pPr>
+    <w:rPr>
+      <w:rFonts w:ascii="宋体" w:hAnsi="宋体" w:cs="宋体"/>
+      <w:kern w:val="0"/>
+      <w:sz w:val="18"/>
+      <w:szCs w:val="18"/>
+    </w:rPr>
+  </w:style>
+  <w:style w:type="paragraph" w:customStyle="1" w:styleId="search">
     <w:name w:val="search"/>
-    <w:basedOn w:val="1"/>
-    <w:qFormat/>
-    <w:uiPriority w:val="99"/>
-    <w:pPr>
-      <w:widowControl/>
-      <w:jc w:val="left"/>
-    </w:pPr>
-    <w:rPr>
-      <w:rFonts w:ascii="宋体" w:hAnsi="宋体" w:cs="宋体"/>
-      <w:kern w:val="0"/>
-      <w:sz w:val="18"/>
-      <w:szCs w:val="18"/>
-    </w:rPr>
-  </w:style>
-  <w:style w:type="paragraph" w:customStyle="1" w:styleId="22">
+    <w:basedOn w:val="a"/>
+    <w:uiPriority w:val="99"/>
+    <w:qFormat/>
+    <w:rsid w:val="0083155E"/>
+    <w:pPr>
+      <w:widowControl/>
+      <w:jc w:val="left"/>
+    </w:pPr>
+    <w:rPr>
+      <w:rFonts w:ascii="宋体" w:hAnsi="宋体" w:cs="宋体"/>
+      <w:kern w:val="0"/>
+      <w:sz w:val="18"/>
+      <w:szCs w:val="18"/>
+    </w:rPr>
+  </w:style>
+  <w:style w:type="paragraph" w:customStyle="1" w:styleId="news1">
     <w:name w:val="news1"/>
-    <w:basedOn w:val="1"/>
-    <w:qFormat/>
-    <w:uiPriority w:val="99"/>
-    <w:pPr>
-      <w:widowControl/>
-      <w:jc w:val="left"/>
-    </w:pPr>
-    <w:rPr>
-      <w:rFonts w:ascii="宋体" w:hAnsi="宋体" w:cs="宋体"/>
-      <w:kern w:val="0"/>
-      <w:sz w:val="18"/>
-      <w:szCs w:val="18"/>
-    </w:rPr>
-  </w:style>
-  <w:style w:type="paragraph" w:customStyle="1" w:styleId="23">
+    <w:basedOn w:val="a"/>
+    <w:uiPriority w:val="99"/>
+    <w:qFormat/>
+    <w:rsid w:val="0083155E"/>
+    <w:pPr>
+      <w:widowControl/>
+      <w:jc w:val="left"/>
+    </w:pPr>
+    <w:rPr>
+      <w:rFonts w:ascii="宋体" w:hAnsi="宋体" w:cs="宋体"/>
+      <w:kern w:val="0"/>
+      <w:sz w:val="18"/>
+      <w:szCs w:val="18"/>
+    </w:rPr>
+  </w:style>
+  <w:style w:type="paragraph" w:customStyle="1" w:styleId="tit1">
     <w:name w:val="tit1"/>
-    <w:basedOn w:val="1"/>
-    <w:qFormat/>
-    <w:uiPriority w:val="99"/>
+    <w:basedOn w:val="a"/>
+    <w:uiPriority w:val="99"/>
+    <w:qFormat/>
+    <w:rsid w:val="0083155E"/>
     <w:pPr>
       <w:widowControl/>
       <w:jc w:val="left"/>
@@ -2417,11 +2376,12 @@
       <w:szCs w:val="27"/>
     </w:rPr>
   </w:style>
-  <w:style w:type="paragraph" w:customStyle="1" w:styleId="24">
+  <w:style w:type="paragraph" w:customStyle="1" w:styleId="c1">
     <w:name w:val="c1"/>
-    <w:basedOn w:val="1"/>
-    <w:qFormat/>
-    <w:uiPriority w:val="99"/>
+    <w:basedOn w:val="a"/>
+    <w:uiPriority w:val="99"/>
+    <w:qFormat/>
+    <w:rsid w:val="0083155E"/>
     <w:pPr>
       <w:widowControl/>
       <w:jc w:val="left"/>
@@ -2434,11 +2394,12 @@
       <w:szCs w:val="18"/>
     </w:rPr>
   </w:style>
-  <w:style w:type="paragraph" w:customStyle="1" w:styleId="25">
+  <w:style w:type="paragraph" w:customStyle="1" w:styleId="c2">
     <w:name w:val="c2"/>
-    <w:basedOn w:val="1"/>
-    <w:qFormat/>
-    <w:uiPriority w:val="99"/>
+    <w:basedOn w:val="a"/>
+    <w:uiPriority w:val="99"/>
+    <w:qFormat/>
+    <w:rsid w:val="0083155E"/>
     <w:pPr>
       <w:widowControl/>
       <w:jc w:val="left"/>
@@ -2451,11 +2412,12 @@
       <w:szCs w:val="18"/>
     </w:rPr>
   </w:style>
-  <w:style w:type="paragraph" w:customStyle="1" w:styleId="26">
+  <w:style w:type="paragraph" w:customStyle="1" w:styleId="zw">
     <w:name w:val="zw"/>
-    <w:basedOn w:val="1"/>
-    <w:qFormat/>
-    <w:uiPriority w:val="99"/>
+    <w:basedOn w:val="a"/>
+    <w:uiPriority w:val="99"/>
+    <w:qFormat/>
+    <w:rsid w:val="0083155E"/>
     <w:pPr>
       <w:widowControl/>
       <w:spacing w:line="450" w:lineRule="atLeast"/>
@@ -2468,11 +2430,12 @@
       <w:szCs w:val="21"/>
     </w:rPr>
   </w:style>
-  <w:style w:type="paragraph" w:customStyle="1" w:styleId="27">
+  <w:style w:type="paragraph" w:customStyle="1" w:styleId="wyxftable">
     <w:name w:val="wyxftable"/>
-    <w:basedOn w:val="1"/>
-    <w:qFormat/>
-    <w:uiPriority w:val="99"/>
+    <w:basedOn w:val="a"/>
+    <w:uiPriority w:val="99"/>
+    <w:qFormat/>
+    <w:rsid w:val="0083155E"/>
     <w:pPr>
       <w:widowControl/>
       <w:jc w:val="left"/>
@@ -2485,31 +2448,33 @@
       <w:szCs w:val="18"/>
     </w:rPr>
   </w:style>
-  <w:style w:type="paragraph" w:customStyle="1" w:styleId="28">
+  <w:style w:type="paragraph" w:customStyle="1" w:styleId="messagewarp">
     <w:name w:val="messagewarp"/>
-    <w:basedOn w:val="1"/>
-    <w:qFormat/>
-    <w:uiPriority w:val="99"/>
-    <w:pPr>
-      <w:widowControl/>
-      <w:jc w:val="left"/>
-    </w:pPr>
-    <w:rPr>
-      <w:rFonts w:ascii="宋体" w:hAnsi="宋体" w:cs="宋体"/>
-      <w:kern w:val="0"/>
-      <w:sz w:val="18"/>
-      <w:szCs w:val="18"/>
-    </w:rPr>
-  </w:style>
-  <w:style w:type="paragraph" w:customStyle="1" w:styleId="29">
+    <w:basedOn w:val="a"/>
+    <w:uiPriority w:val="99"/>
+    <w:qFormat/>
+    <w:rsid w:val="0083155E"/>
+    <w:pPr>
+      <w:widowControl/>
+      <w:jc w:val="left"/>
+    </w:pPr>
+    <w:rPr>
+      <w:rFonts w:ascii="宋体" w:hAnsi="宋体" w:cs="宋体"/>
+      <w:kern w:val="0"/>
+      <w:sz w:val="18"/>
+      <w:szCs w:val="18"/>
+    </w:rPr>
+  </w:style>
+  <w:style w:type="paragraph" w:customStyle="1" w:styleId="tname1">
     <w:name w:val="tname1"/>
-    <w:basedOn w:val="1"/>
-    <w:qFormat/>
-    <w:uiPriority w:val="99"/>
+    <w:basedOn w:val="a"/>
+    <w:uiPriority w:val="99"/>
+    <w:qFormat/>
+    <w:rsid w:val="0083155E"/>
     <w:pPr>
       <w:widowControl/>
       <w:pBdr>
-        <w:bottom w:val="single" w:color="CACACA" w:sz="12" w:space="0"/>
+        <w:bottom w:val="single" w:sz="12" w:space="0" w:color="CACACA"/>
       </w:pBdr>
       <w:spacing w:line="480" w:lineRule="atLeast"/>
       <w:ind w:firstLine="375"/>
@@ -2524,43 +2489,46 @@
       <w:szCs w:val="21"/>
     </w:rPr>
   </w:style>
-  <w:style w:type="paragraph" w:customStyle="1" w:styleId="30">
+  <w:style w:type="paragraph" w:customStyle="1" w:styleId="news2">
     <w:name w:val="news2"/>
-    <w:basedOn w:val="1"/>
-    <w:qFormat/>
-    <w:uiPriority w:val="99"/>
-    <w:pPr>
-      <w:widowControl/>
-      <w:jc w:val="left"/>
-    </w:pPr>
-    <w:rPr>
-      <w:rFonts w:ascii="宋体" w:hAnsi="宋体" w:cs="宋体"/>
-      <w:kern w:val="0"/>
-      <w:sz w:val="18"/>
-      <w:szCs w:val="18"/>
-    </w:rPr>
-  </w:style>
-  <w:style w:type="paragraph" w:customStyle="1" w:styleId="31">
+    <w:basedOn w:val="a"/>
+    <w:uiPriority w:val="99"/>
+    <w:qFormat/>
+    <w:rsid w:val="0083155E"/>
+    <w:pPr>
+      <w:widowControl/>
+      <w:jc w:val="left"/>
+    </w:pPr>
+    <w:rPr>
+      <w:rFonts w:ascii="宋体" w:hAnsi="宋体" w:cs="宋体"/>
+      <w:kern w:val="0"/>
+      <w:sz w:val="18"/>
+      <w:szCs w:val="18"/>
+    </w:rPr>
+  </w:style>
+  <w:style w:type="paragraph" w:customStyle="1" w:styleId="news3">
     <w:name w:val="news3"/>
-    <w:basedOn w:val="1"/>
-    <w:qFormat/>
-    <w:uiPriority w:val="99"/>
-    <w:pPr>
-      <w:widowControl/>
-      <w:jc w:val="left"/>
-    </w:pPr>
-    <w:rPr>
-      <w:rFonts w:ascii="宋体" w:hAnsi="宋体" w:cs="宋体"/>
-      <w:kern w:val="0"/>
-      <w:sz w:val="18"/>
-      <w:szCs w:val="18"/>
-    </w:rPr>
-  </w:style>
-  <w:style w:type="paragraph" w:customStyle="1" w:styleId="32">
+    <w:basedOn w:val="a"/>
+    <w:uiPriority w:val="99"/>
+    <w:qFormat/>
+    <w:rsid w:val="0083155E"/>
+    <w:pPr>
+      <w:widowControl/>
+      <w:jc w:val="left"/>
+    </w:pPr>
+    <w:rPr>
+      <w:rFonts w:ascii="宋体" w:hAnsi="宋体" w:cs="宋体"/>
+      <w:kern w:val="0"/>
+      <w:sz w:val="18"/>
+      <w:szCs w:val="18"/>
+    </w:rPr>
+  </w:style>
+  <w:style w:type="paragraph" w:customStyle="1" w:styleId="class2tit">
     <w:name w:val="class2tit"/>
-    <w:basedOn w:val="1"/>
-    <w:qFormat/>
-    <w:uiPriority w:val="99"/>
+    <w:basedOn w:val="a"/>
+    <w:uiPriority w:val="99"/>
+    <w:qFormat/>
+    <w:rsid w:val="0083155E"/>
     <w:pPr>
       <w:widowControl/>
       <w:spacing w:before="150"/>
@@ -2573,11 +2541,12 @@
       <w:szCs w:val="18"/>
     </w:rPr>
   </w:style>
-  <w:style w:type="paragraph" w:customStyle="1" w:styleId="33">
+  <w:style w:type="paragraph" w:customStyle="1" w:styleId="tal1">
     <w:name w:val="tal1"/>
-    <w:basedOn w:val="1"/>
-    <w:qFormat/>
-    <w:uiPriority w:val="99"/>
+    <w:basedOn w:val="a"/>
+    <w:uiPriority w:val="99"/>
+    <w:qFormat/>
+    <w:rsid w:val="0083155E"/>
     <w:pPr>
       <w:widowControl/>
       <w:spacing w:line="375" w:lineRule="atLeast"/>
@@ -2591,11 +2560,12 @@
       <w:szCs w:val="18"/>
     </w:rPr>
   </w:style>
-  <w:style w:type="paragraph" w:customStyle="1" w:styleId="34">
+  <w:style w:type="paragraph" w:customStyle="1" w:styleId="wsbs">
     <w:name w:val="wsbs"/>
-    <w:basedOn w:val="1"/>
-    <w:qFormat/>
-    <w:uiPriority w:val="99"/>
+    <w:basedOn w:val="a"/>
+    <w:uiPriority w:val="99"/>
+    <w:qFormat/>
+    <w:rsid w:val="0083155E"/>
     <w:pPr>
       <w:widowControl/>
       <w:spacing w:before="150" w:after="120"/>
@@ -2608,27 +2578,29 @@
       <w:szCs w:val="18"/>
     </w:rPr>
   </w:style>
-  <w:style w:type="paragraph" w:customStyle="1" w:styleId="35">
+  <w:style w:type="paragraph" w:customStyle="1" w:styleId="bszn">
     <w:name w:val="bszn"/>
-    <w:basedOn w:val="1"/>
-    <w:qFormat/>
-    <w:uiPriority w:val="99"/>
-    <w:pPr>
-      <w:widowControl/>
-      <w:jc w:val="left"/>
-    </w:pPr>
-    <w:rPr>
-      <w:rFonts w:ascii="宋体" w:hAnsi="宋体" w:cs="宋体"/>
-      <w:kern w:val="0"/>
-      <w:sz w:val="18"/>
-      <w:szCs w:val="18"/>
-    </w:rPr>
-  </w:style>
-  <w:style w:type="paragraph" w:customStyle="1" w:styleId="36">
+    <w:basedOn w:val="a"/>
+    <w:uiPriority w:val="99"/>
+    <w:qFormat/>
+    <w:rsid w:val="0083155E"/>
+    <w:pPr>
+      <w:widowControl/>
+      <w:jc w:val="left"/>
+    </w:pPr>
+    <w:rPr>
+      <w:rFonts w:ascii="宋体" w:hAnsi="宋体" w:cs="宋体"/>
+      <w:kern w:val="0"/>
+      <w:sz w:val="18"/>
+      <w:szCs w:val="18"/>
+    </w:rPr>
+  </w:style>
+  <w:style w:type="paragraph" w:customStyle="1" w:styleId="copyright">
     <w:name w:val="copyright"/>
-    <w:basedOn w:val="1"/>
-    <w:qFormat/>
-    <w:uiPriority w:val="99"/>
+    <w:basedOn w:val="a"/>
+    <w:uiPriority w:val="99"/>
+    <w:qFormat/>
+    <w:rsid w:val="0083155E"/>
     <w:pPr>
       <w:widowControl/>
       <w:spacing w:line="375" w:lineRule="atLeast"/>
@@ -2641,27 +2613,29 @@
       <w:szCs w:val="21"/>
     </w:rPr>
   </w:style>
-  <w:style w:type="paragraph" w:customStyle="1" w:styleId="37">
+  <w:style w:type="paragraph" w:customStyle="1" w:styleId="lanmu">
     <w:name w:val="lanmu"/>
-    <w:basedOn w:val="1"/>
-    <w:qFormat/>
-    <w:uiPriority w:val="99"/>
-    <w:pPr>
-      <w:widowControl/>
-      <w:jc w:val="left"/>
-    </w:pPr>
-    <w:rPr>
-      <w:rFonts w:ascii="宋体" w:hAnsi="宋体" w:cs="宋体"/>
-      <w:kern w:val="0"/>
-      <w:sz w:val="18"/>
-      <w:szCs w:val="18"/>
-    </w:rPr>
-  </w:style>
-  <w:style w:type="paragraph" w:customStyle="1" w:styleId="38">
+    <w:basedOn w:val="a"/>
+    <w:uiPriority w:val="99"/>
+    <w:qFormat/>
+    <w:rsid w:val="0083155E"/>
+    <w:pPr>
+      <w:widowControl/>
+      <w:jc w:val="left"/>
+    </w:pPr>
+    <w:rPr>
+      <w:rFonts w:ascii="宋体" w:hAnsi="宋体" w:cs="宋体"/>
+      <w:kern w:val="0"/>
+      <w:sz w:val="18"/>
+      <w:szCs w:val="18"/>
+    </w:rPr>
+  </w:style>
+  <w:style w:type="paragraph" w:customStyle="1" w:styleId="scott">
     <w:name w:val="scott"/>
-    <w:basedOn w:val="1"/>
-    <w:qFormat/>
-    <w:uiPriority w:val="99"/>
+    <w:basedOn w:val="a"/>
+    <w:uiPriority w:val="99"/>
+    <w:qFormat/>
+    <w:rsid w:val="0083155E"/>
     <w:pPr>
       <w:widowControl/>
       <w:spacing w:before="45" w:after="45"/>
@@ -2675,11 +2649,12 @@
       <w:szCs w:val="18"/>
     </w:rPr>
   </w:style>
-  <w:style w:type="paragraph" w:customStyle="1" w:styleId="39">
+  <w:style w:type="paragraph" w:customStyle="1" w:styleId="wsbs2">
     <w:name w:val="wsbs2"/>
-    <w:basedOn w:val="1"/>
-    <w:qFormat/>
-    <w:uiPriority w:val="99"/>
+    <w:basedOn w:val="a"/>
+    <w:uiPriority w:val="99"/>
+    <w:qFormat/>
+    <w:rsid w:val="0083155E"/>
     <w:pPr>
       <w:widowControl/>
       <w:shd w:val="clear" w:color="auto" w:fill="DBDBDB"/>
@@ -2693,15 +2668,16 @@
       <w:szCs w:val="18"/>
     </w:rPr>
   </w:style>
-  <w:style w:type="paragraph" w:customStyle="1" w:styleId="40">
+  <w:style w:type="paragraph" w:customStyle="1" w:styleId="qun2">
     <w:name w:val="qun2"/>
-    <w:basedOn w:val="1"/>
-    <w:qFormat/>
-    <w:uiPriority w:val="99"/>
+    <w:basedOn w:val="a"/>
+    <w:uiPriority w:val="99"/>
+    <w:qFormat/>
+    <w:rsid w:val="0083155E"/>
     <w:pPr>
       <w:widowControl/>
       <w:pBdr>
-        <w:bottom w:val="dashed" w:color="999999" w:sz="6" w:space="0"/>
+        <w:bottom w:val="dashed" w:sz="6" w:space="0" w:color="999999"/>
       </w:pBdr>
       <w:jc w:val="left"/>
     </w:pPr>
@@ -2712,27 +2688,29 @@
       <w:szCs w:val="18"/>
     </w:rPr>
   </w:style>
-  <w:style w:type="paragraph" w:customStyle="1" w:styleId="41">
+  <w:style w:type="paragraph" w:customStyle="1" w:styleId="sbnews3">
     <w:name w:val="sb_news3"/>
-    <w:basedOn w:val="1"/>
-    <w:qFormat/>
-    <w:uiPriority w:val="99"/>
-    <w:pPr>
-      <w:widowControl/>
-      <w:jc w:val="left"/>
-    </w:pPr>
-    <w:rPr>
-      <w:rFonts w:ascii="宋体" w:hAnsi="宋体" w:cs="宋体"/>
-      <w:kern w:val="0"/>
-      <w:sz w:val="18"/>
-      <w:szCs w:val="18"/>
-    </w:rPr>
-  </w:style>
-  <w:style w:type="paragraph" w:customStyle="1" w:styleId="42">
+    <w:basedOn w:val="a"/>
+    <w:uiPriority w:val="99"/>
+    <w:qFormat/>
+    <w:rsid w:val="0083155E"/>
+    <w:pPr>
+      <w:widowControl/>
+      <w:jc w:val="left"/>
+    </w:pPr>
+    <w:rPr>
+      <w:rFonts w:ascii="宋体" w:hAnsi="宋体" w:cs="宋体"/>
+      <w:kern w:val="0"/>
+      <w:sz w:val="18"/>
+      <w:szCs w:val="18"/>
+    </w:rPr>
+  </w:style>
+  <w:style w:type="paragraph" w:customStyle="1" w:styleId="sbnewsp">
     <w:name w:val="sb_news_p"/>
-    <w:basedOn w:val="1"/>
-    <w:qFormat/>
-    <w:uiPriority w:val="99"/>
+    <w:basedOn w:val="a"/>
+    <w:uiPriority w:val="99"/>
+    <w:qFormat/>
+    <w:rsid w:val="0083155E"/>
     <w:pPr>
       <w:widowControl/>
       <w:spacing w:line="375" w:lineRule="atLeast"/>
@@ -2746,15 +2724,16 @@
       <w:szCs w:val="18"/>
     </w:rPr>
   </w:style>
-  <w:style w:type="paragraph" w:customStyle="1" w:styleId="43">
+  <w:style w:type="paragraph" w:customStyle="1" w:styleId="biankuang">
     <w:name w:val="biankuang"/>
-    <w:basedOn w:val="1"/>
-    <w:qFormat/>
-    <w:uiPriority w:val="99"/>
+    <w:basedOn w:val="a"/>
+    <w:uiPriority w:val="99"/>
+    <w:qFormat/>
+    <w:rsid w:val="0083155E"/>
     <w:pPr>
       <w:widowControl/>
       <w:pBdr>
-        <w:bottom w:val="single" w:color="0280EF" w:sz="12" w:space="0"/>
+        <w:bottom w:val="single" w:sz="12" w:space="0" w:color="0280EF"/>
       </w:pBdr>
       <w:shd w:val="clear" w:color="auto" w:fill="D0E7F5"/>
       <w:spacing w:before="300" w:after="150" w:line="570" w:lineRule="atLeast"/>
@@ -2767,11 +2746,12 @@
       <w:szCs w:val="18"/>
     </w:rPr>
   </w:style>
-  <w:style w:type="paragraph" w:customStyle="1" w:styleId="44">
+  <w:style w:type="paragraph" w:customStyle="1" w:styleId="chaxunt">
     <w:name w:val="chaxun_t"/>
-    <w:basedOn w:val="1"/>
-    <w:qFormat/>
-    <w:uiPriority w:val="99"/>
+    <w:basedOn w:val="a"/>
+    <w:uiPriority w:val="99"/>
+    <w:qFormat/>
+    <w:rsid w:val="0083155E"/>
     <w:pPr>
       <w:widowControl/>
       <w:jc w:val="center"/>
@@ -2786,11 +2766,12 @@
       <w:szCs w:val="24"/>
     </w:rPr>
   </w:style>
-  <w:style w:type="paragraph" w:customStyle="1" w:styleId="45">
+  <w:style w:type="paragraph" w:customStyle="1" w:styleId="f15">
     <w:name w:val="f_15"/>
-    <w:basedOn w:val="1"/>
-    <w:qFormat/>
-    <w:uiPriority w:val="99"/>
+    <w:basedOn w:val="a"/>
+    <w:uiPriority w:val="99"/>
+    <w:qFormat/>
+    <w:rsid w:val="0083155E"/>
     <w:pPr>
       <w:widowControl/>
       <w:jc w:val="left"/>
@@ -2802,15 +2783,16 @@
       <w:szCs w:val="20"/>
     </w:rPr>
   </w:style>
-  <w:style w:type="paragraph" w:customStyle="1" w:styleId="46">
+  <w:style w:type="paragraph" w:customStyle="1" w:styleId="bannerf">
     <w:name w:val="banner_f"/>
-    <w:basedOn w:val="1"/>
-    <w:qFormat/>
-    <w:uiPriority w:val="99"/>
+    <w:basedOn w:val="a"/>
+    <w:uiPriority w:val="99"/>
+    <w:qFormat/>
+    <w:rsid w:val="0083155E"/>
     <w:pPr>
       <w:widowControl/>
       <w:pBdr>
-        <w:top w:val="single" w:color="FFFFFF" w:sz="2" w:space="0"/>
+        <w:top w:val="single" w:sz="2" w:space="0" w:color="FFFFFF"/>
       </w:pBdr>
       <w:jc w:val="left"/>
     </w:pPr>
@@ -2821,11 +2803,12 @@
       <w:szCs w:val="18"/>
     </w:rPr>
   </w:style>
-  <w:style w:type="paragraph" w:customStyle="1" w:styleId="47">
+  <w:style w:type="paragraph" w:customStyle="1" w:styleId="bannerfl">
     <w:name w:val="banner_fl"/>
-    <w:basedOn w:val="1"/>
-    <w:qFormat/>
-    <w:uiPriority w:val="99"/>
+    <w:basedOn w:val="a"/>
+    <w:uiPriority w:val="99"/>
+    <w:qFormat/>
+    <w:rsid w:val="0083155E"/>
     <w:pPr>
       <w:widowControl/>
       <w:spacing w:line="435" w:lineRule="atLeast"/>
@@ -2840,11 +2823,12 @@
       <w:szCs w:val="18"/>
     </w:rPr>
   </w:style>
-  <w:style w:type="paragraph" w:customStyle="1" w:styleId="48">
+  <w:style w:type="paragraph" w:customStyle="1" w:styleId="style1">
     <w:name w:val="style1"/>
-    <w:basedOn w:val="1"/>
-    <w:qFormat/>
-    <w:uiPriority w:val="99"/>
+    <w:basedOn w:val="a"/>
+    <w:uiPriority w:val="99"/>
+    <w:qFormat/>
+    <w:rsid w:val="0083155E"/>
     <w:pPr>
       <w:widowControl/>
       <w:spacing w:before="150"/>
@@ -2860,59 +2844,63 @@
       <w:szCs w:val="20"/>
     </w:rPr>
   </w:style>
-  <w:style w:type="paragraph" w:customStyle="1" w:styleId="49">
+  <w:style w:type="paragraph" w:customStyle="1" w:styleId="button">
     <w:name w:val="button"/>
-    <w:basedOn w:val="1"/>
-    <w:qFormat/>
-    <w:uiPriority w:val="99"/>
-    <w:pPr>
-      <w:widowControl/>
-      <w:jc w:val="left"/>
-    </w:pPr>
-    <w:rPr>
-      <w:rFonts w:ascii="宋体" w:hAnsi="宋体" w:cs="宋体"/>
-      <w:kern w:val="0"/>
-      <w:sz w:val="18"/>
-      <w:szCs w:val="18"/>
-    </w:rPr>
-  </w:style>
-  <w:style w:type="paragraph" w:customStyle="1" w:styleId="50">
+    <w:basedOn w:val="a"/>
+    <w:uiPriority w:val="99"/>
+    <w:qFormat/>
+    <w:rsid w:val="0083155E"/>
+    <w:pPr>
+      <w:widowControl/>
+      <w:jc w:val="left"/>
+    </w:pPr>
+    <w:rPr>
+      <w:rFonts w:ascii="宋体" w:hAnsi="宋体" w:cs="宋体"/>
+      <w:kern w:val="0"/>
+      <w:sz w:val="18"/>
+      <w:szCs w:val="18"/>
+    </w:rPr>
+  </w:style>
+  <w:style w:type="paragraph" w:customStyle="1" w:styleId="bg">
     <w:name w:val="bg"/>
-    <w:basedOn w:val="1"/>
-    <w:qFormat/>
-    <w:uiPriority w:val="99"/>
-    <w:pPr>
-      <w:widowControl/>
-      <w:jc w:val="left"/>
-    </w:pPr>
-    <w:rPr>
-      <w:rFonts w:ascii="宋体" w:hAnsi="宋体" w:cs="宋体"/>
-      <w:kern w:val="0"/>
-      <w:sz w:val="18"/>
-      <w:szCs w:val="18"/>
-    </w:rPr>
-  </w:style>
-  <w:style w:type="paragraph" w:customStyle="1" w:styleId="51">
+    <w:basedOn w:val="a"/>
+    <w:uiPriority w:val="99"/>
+    <w:qFormat/>
+    <w:rsid w:val="0083155E"/>
+    <w:pPr>
+      <w:widowControl/>
+      <w:jc w:val="left"/>
+    </w:pPr>
+    <w:rPr>
+      <w:rFonts w:ascii="宋体" w:hAnsi="宋体" w:cs="宋体"/>
+      <w:kern w:val="0"/>
+      <w:sz w:val="18"/>
+      <w:szCs w:val="18"/>
+    </w:rPr>
+  </w:style>
+  <w:style w:type="paragraph" w:customStyle="1" w:styleId="active">
     <w:name w:val="active"/>
-    <w:basedOn w:val="1"/>
-    <w:qFormat/>
-    <w:uiPriority w:val="99"/>
-    <w:pPr>
-      <w:widowControl/>
-      <w:jc w:val="left"/>
-    </w:pPr>
-    <w:rPr>
-      <w:rFonts w:ascii="宋体" w:hAnsi="宋体" w:cs="宋体"/>
-      <w:kern w:val="0"/>
-      <w:sz w:val="18"/>
-      <w:szCs w:val="18"/>
-    </w:rPr>
-  </w:style>
-  <w:style w:type="paragraph" w:customStyle="1" w:styleId="52">
+    <w:basedOn w:val="a"/>
+    <w:uiPriority w:val="99"/>
+    <w:qFormat/>
+    <w:rsid w:val="0083155E"/>
+    <w:pPr>
+      <w:widowControl/>
+      <w:jc w:val="left"/>
+    </w:pPr>
+    <w:rPr>
+      <w:rFonts w:ascii="宋体" w:hAnsi="宋体" w:cs="宋体"/>
+      <w:kern w:val="0"/>
+      <w:sz w:val="18"/>
+      <w:szCs w:val="18"/>
+    </w:rPr>
+  </w:style>
+  <w:style w:type="paragraph" w:customStyle="1" w:styleId="bg1">
     <w:name w:val="bg1"/>
-    <w:basedOn w:val="1"/>
-    <w:qFormat/>
-    <w:uiPriority w:val="99"/>
+    <w:basedOn w:val="a"/>
+    <w:uiPriority w:val="99"/>
+    <w:qFormat/>
+    <w:rsid w:val="0083155E"/>
     <w:pPr>
       <w:widowControl/>
       <w:shd w:val="clear" w:color="auto" w:fill="303030"/>
@@ -2927,11 +2915,12 @@
       <w:szCs w:val="18"/>
     </w:rPr>
   </w:style>
-  <w:style w:type="paragraph" w:customStyle="1" w:styleId="53">
+  <w:style w:type="paragraph" w:customStyle="1" w:styleId="active1">
     <w:name w:val="active1"/>
-    <w:basedOn w:val="1"/>
-    <w:qFormat/>
-    <w:uiPriority w:val="99"/>
+    <w:basedOn w:val="a"/>
+    <w:uiPriority w:val="99"/>
+    <w:qFormat/>
+    <w:rsid w:val="0083155E"/>
     <w:pPr>
       <w:widowControl/>
       <w:shd w:val="clear" w:color="auto" w:fill="E36500"/>
@@ -2945,33 +2934,36 @@
       <w:szCs w:val="18"/>
     </w:rPr>
   </w:style>
-  <w:style w:type="character" w:customStyle="1" w:styleId="54">
-    <w:name w:val="页眉 字符"/>
-    <w:link w:val="10"/>
-    <w:qFormat/>
-    <w:uiPriority w:val="99"/>
-    <w:rPr>
-      <w:sz w:val="18"/>
-      <w:szCs w:val="18"/>
-    </w:rPr>
-  </w:style>
-  <w:style w:type="character" w:customStyle="1" w:styleId="55">
-    <w:name w:val="页脚 字符"/>
-    <w:link w:val="9"/>
-    <w:qFormat/>
-    <w:uiPriority w:val="99"/>
-    <w:rPr>
-      <w:sz w:val="18"/>
-      <w:szCs w:val="18"/>
-    </w:rPr>
-  </w:style>
-  <w:style w:type="character" w:customStyle="1" w:styleId="56">
-    <w:name w:val="批注框文本 字符"/>
-    <w:basedOn w:val="13"/>
-    <w:link w:val="8"/>
+  <w:style w:type="character" w:customStyle="1" w:styleId="Char1">
+    <w:name w:val="页眉 Char"/>
+    <w:link w:val="a5"/>
+    <w:uiPriority w:val="99"/>
+    <w:qFormat/>
+    <w:rsid w:val="0083155E"/>
+    <w:rPr>
+      <w:sz w:val="18"/>
+      <w:szCs w:val="18"/>
+    </w:rPr>
+  </w:style>
+  <w:style w:type="character" w:customStyle="1" w:styleId="Char0">
+    <w:name w:val="页脚 Char"/>
+    <w:link w:val="a4"/>
+    <w:uiPriority w:val="99"/>
+    <w:qFormat/>
+    <w:rsid w:val="0083155E"/>
+    <w:rPr>
+      <w:sz w:val="18"/>
+      <w:szCs w:val="18"/>
+    </w:rPr>
+  </w:style>
+  <w:style w:type="character" w:customStyle="1" w:styleId="Char">
+    <w:name w:val="批注框文本 Char"/>
+    <w:basedOn w:val="a0"/>
+    <w:link w:val="a3"/>
+    <w:uiPriority w:val="99"/>
     <w:semiHidden/>
     <w:qFormat/>
-    <w:uiPriority w:val="99"/>
+    <w:rsid w:val="0083155E"/>
     <w:rPr>
       <w:kern w:val="2"/>
       <w:sz w:val="18"/>
@@ -3260,5 +3252,6 @@
     </a:fmtScheme>
   </a:themeElements>
   <a:objectDefaults/>
+  <a:extraClrSchemeLst/>
 </a:theme>
 </file>
--- a/resource/模板文件/文书模板/工伤案件审批表（模板）.docx
+++ b/resource/模板文件/文书模板/工伤案件审批表（模板）.docx
@@ -570,34 +570,31 @@
                 <w:sz w:val="24"/>
                 <w:szCs w:val="24"/>
               </w:rPr>
-              <w:t>{</w:t>
-            </w:r>
-            <w:r>
-              <w:rPr>
-                <w:rFonts w:ascii="宋体" w:cs="宋体"/>
-                <w:kern w:val="0"/>
-                <w:sz w:val="24"/>
-                <w:szCs w:val="24"/>
-              </w:rPr>
-              <w:t>{</w:t>
-            </w:r>
-            <w:r>
-              <w:rPr>
-                <w:rFonts w:ascii="宋体" w:cs="宋体" w:hint="eastAsia"/>
-                <w:kern w:val="0"/>
-                <w:sz w:val="24"/>
-                <w:szCs w:val="24"/>
-              </w:rPr>
-              <w:t>公司名称</w:t>
-            </w:r>
-            <w:r>
-              <w:rPr>
-                <w:rFonts w:ascii="宋体" w:cs="宋体"/>
-                <w:kern w:val="0"/>
-                <w:sz w:val="24"/>
-                <w:szCs w:val="24"/>
-              </w:rPr>
-              <w:t>}}</w:t>
+              <w:t>{{用人单位}}</w:t>
+            </w:r>
+            <w:r>
+              <w:rPr>
+                <w:rFonts w:ascii="宋体" w:cs="宋体"/>
+                <w:kern w:val="0"/>
+                <w:sz w:val="24"/>
+                <w:szCs w:val="24"/>
+              </w:rPr>
+            </w:r>
+            <w:r>
+              <w:rPr>
+                <w:rFonts w:ascii="宋体" w:cs="宋体" w:hint="eastAsia"/>
+                <w:kern w:val="0"/>
+                <w:sz w:val="24"/>
+                <w:szCs w:val="24"/>
+              </w:rPr>
+            </w:r>
+            <w:r>
+              <w:rPr>
+                <w:rFonts w:ascii="宋体" w:cs="宋体"/>
+                <w:kern w:val="0"/>
+                <w:sz w:val="24"/>
+                <w:szCs w:val="24"/>
+              </w:rPr>
             </w:r>
           </w:p>
         </w:tc>
